--- a/Pemodelan-Computer-Aided-Design/Modul-Word/Modul-9-Evaluasi-Hasil-Simulasi-dan-Analisis-Kekuatan.docx
+++ b/Pemodelan-Computer-Aided-Design/Modul-Word/Modul-9-Evaluasi-Hasil-Simulasi-dan-Analisis-Kekuatan.docx
@@ -2892,7 +2892,7 @@
       <w:r>
         <w:drawing>
           <wp:inline xmlns:a="http://schemas.openxmlformats.org/drawingml/2006/main" xmlns:pic="http://schemas.openxmlformats.org/drawingml/2006/picture">
-            <wp:extent cx="5400000" cy="1906723"/>
+            <wp:extent cx="5400000" cy="1969614"/>
             <wp:docPr id="1858245148" name="Picture 1858245148"/>
             <wp:cNvGraphicFramePr>
               <a:graphicFrameLocks noChangeAspect="1"/>
@@ -2913,7 +2913,7 @@
                   <pic:spPr>
                     <a:xfrm>
                       <a:off x="0" y="0"/>
-                      <a:ext cx="5400000" cy="1906723"/>
+                      <a:ext cx="5400000" cy="1969614"/>
                     </a:xfrm>
                     <a:prstGeom prst="rect"/>
                   </pic:spPr>
@@ -11789,6 +11789,62 @@
     </w:p>
     <w:p>
       <w:pPr>
+        <w:keepNext/>
+        <w:spacing w:after="80"/>
+        <w:jc w:val="center"/>
+      </w:pPr>
+      <w:r>
+        <w:drawing>
+          <wp:inline xmlns:a="http://schemas.openxmlformats.org/drawingml/2006/main" xmlns:pic="http://schemas.openxmlformats.org/drawingml/2006/picture">
+            <wp:extent cx="5400000" cy="2955850"/>
+            <wp:docPr id="1858245154" name="Picture 1858245154"/>
+            <wp:cNvGraphicFramePr>
+              <a:graphicFrameLocks noChangeAspect="1"/>
+            </wp:cNvGraphicFramePr>
+            <a:graphic>
+              <a:graphicData uri="http://schemas.openxmlformats.org/drawingml/2006/picture">
+                <pic:pic>
+                  <pic:nvPicPr>
+                    <pic:cNvPr id="0" name="m9-g7.png"/>
+                    <pic:cNvPicPr/>
+                  </pic:nvPicPr>
+                  <pic:blipFill>
+                    <a:blip r:embed="rId37"/>
+                    <a:stretch>
+                      <a:fillRect/>
+                    </a:stretch>
+                  </pic:blipFill>
+                  <pic:spPr>
+                    <a:xfrm>
+                      <a:off x="0" y="0"/>
+                      <a:ext cx="5400000" cy="2955850"/>
+                    </a:xfrm>
+                    <a:prstGeom prst="rect"/>
+                  </pic:spPr>
+                </pic:pic>
+              </a:graphicData>
+            </a:graphic>
+          </wp:inline>
+        </w:drawing>
+      </w:r>
+    </w:p>
+    <w:p>
+      <w:pPr>
+        <w:spacing w:after="200" w:line="276" w:lineRule="auto"/>
+        <w:jc w:val="center"/>
+      </w:pPr>
+      <w:r>
+        <w:rPr>
+          <w:rFonts w:ascii="Arial" w:hAnsi="Arial" w:eastAsia="Arial" w:cs="Arial"/>
+          <w:b/>
+          <w:i w:val="0"/>
+          <w:sz w:val="20"/>
+        </w:rPr>
+        <w:t>Gambar 7 — Gambar kerja pelat berlubang tarik: geometri, tumpuan, beban, dan mesh. Tampak atas dan tampak depan pelat dari langkah 1, ukuran dalam mm: panjang dan lebar pelat, tebal Pad 5, lubang ⌀15, dan posisi pusat lubang dari titik asal (0, 0). Fixed di muka x = 0 dan F = 5000 N arah +X di muka ujung lainnya sesuai langkah 3; catatan kanan memuat material, mesh, konvergensi, dan SF yang diketik pada langkah 2, 4, 6, dan 7.</w:t>
+      </w:r>
+    </w:p>
+    <w:p>
+      <w:pPr>
         <w:spacing w:line="360" w:lineRule="auto" w:after="60"/>
         <w:ind w:left="425" w:hanging="227"/>
       </w:pPr>
@@ -14086,95 +14142,6 @@
       <w:r>
         <w:drawing>
           <wp:inline xmlns:a="http://schemas.openxmlformats.org/drawingml/2006/main" xmlns:pic="http://schemas.openxmlformats.org/drawingml/2006/picture">
-            <wp:extent cx="4680000" cy="1949492"/>
-            <wp:docPr id="1858245154" name="Picture 1858245154"/>
-            <wp:cNvGraphicFramePr>
-              <a:graphicFrameLocks noChangeAspect="1"/>
-            </wp:cNvGraphicFramePr>
-            <a:graphic>
-              <a:graphicData uri="http://schemas.openxmlformats.org/drawingml/2006/picture">
-                <pic:pic>
-                  <pic:nvPicPr>
-                    <pic:cNvPr id="0" name="m9-t1.png"/>
-                    <pic:cNvPicPr/>
-                  </pic:nvPicPr>
-                  <pic:blipFill>
-                    <a:blip r:embed="rId37"/>
-                    <a:stretch>
-                      <a:fillRect/>
-                    </a:stretch>
-                  </pic:blipFill>
-                  <pic:spPr>
-                    <a:xfrm>
-                      <a:off x="0" y="0"/>
-                      <a:ext cx="4680000" cy="1949492"/>
-                    </a:xfrm>
-                    <a:prstGeom prst="rect"/>
-                  </pic:spPr>
-                </pic:pic>
-              </a:graphicData>
-            </a:graphic>
-          </wp:inline>
-        </w:drawing>
-      </w:r>
-    </w:p>
-    <w:p>
-      <w:pPr>
-        <w:spacing w:after="200" w:line="276" w:lineRule="auto"/>
-        <w:jc w:val="center"/>
-      </w:pPr>
-      <w:r>
-        <w:rPr>
-          <w:rFonts w:ascii="Arial" w:hAnsi="Arial" w:eastAsia="Arial" w:cs="Arial"/>
-          <w:b/>
-          <w:i w:val="0"/>
-          <w:sz w:val="20"/>
-        </w:rPr>
-        <w:t>📐 Gambar acuan: kantilever b × 20 berbeban ujung: tegangan lentur maksimum vs von Mises FEM. Simbol mengikuti teks tugas; angka dimensi milik Anda muncul setelah masuk.</w:t>
-      </w:r>
-    </w:p>
-    <w:p>
-      <w:pPr>
-        <w:spacing w:line="360" w:lineRule="auto" w:after="40"/>
-        <w:jc w:val="both"/>
-      </w:pPr>
-      <w:r>
-        <w:rPr>
-          <w:rFonts w:ascii="Arial" w:hAnsi="Arial" w:eastAsia="Arial" w:cs="Arial"/>
-          <w:b/>
-          <w:i w:val="0"/>
-          <w:sz w:val="22"/>
-        </w:rPr>
-        <w:t xml:space="preserve">T2. </w:t>
-      </w:r>
-      <w:r>
-        <w:rPr>
-          <w:rFonts w:ascii="Arial" w:hAnsi="Arial" w:eastAsia="Arial" w:cs="Arial"/>
-          <w:b w:val="0"/>
-          <w:i w:val="0"/>
-          <w:sz w:val="22"/>
-        </w:rPr>
-        <w:t>Kantilever S235 — faktor keamanan SF</w:t>
-      </w:r>
-      <w:r>
-        <w:rPr>
-          <w:rFonts w:ascii="Arial" w:hAnsi="Arial" w:eastAsia="Arial" w:cs="Arial"/>
-          <w:b/>
-          <w:i w:val="0"/>
-          <w:sz w:val="22"/>
-        </w:rPr>
-        <w:t xml:space="preserve"> (6 poin)</w:t>
-      </w:r>
-    </w:p>
-    <w:p>
-      <w:pPr>
-        <w:keepNext/>
-        <w:spacing w:after="80"/>
-        <w:jc w:val="center"/>
-      </w:pPr>
-      <w:r>
-        <w:drawing>
-          <wp:inline xmlns:a="http://schemas.openxmlformats.org/drawingml/2006/main" xmlns:pic="http://schemas.openxmlformats.org/drawingml/2006/picture">
             <wp:extent cx="4680000" cy="2069564"/>
             <wp:docPr id="1858245155" name="Picture 1858245155"/>
             <wp:cNvGraphicFramePr>
@@ -14184,7 +14151,7 @@
               <a:graphicData uri="http://schemas.openxmlformats.org/drawingml/2006/picture">
                 <pic:pic>
                   <pic:nvPicPr>
-                    <pic:cNvPr id="0" name="m9-t2.png"/>
+                    <pic:cNvPr id="0" name="m9-t1.png"/>
                     <pic:cNvPicPr/>
                   </pic:nvPicPr>
                   <pic:blipFill>
@@ -14219,7 +14186,7 @@
           <w:i w:val="0"/>
           <w:sz w:val="20"/>
         </w:rPr>
-        <w:t>📐 Gambar acuan: kantilever S235: faktor keamanan terhadap luluh. Simbol mengikuti teks tugas; angka dimensi milik Anda muncul setelah masuk.</w:t>
+        <w:t>📐 Gambar acuan: kantilever b × 20 berbeban ujung: tegangan lentur maksimum vs von Mises FEM. Simbol mengikuti teks tugas; angka dimensi milik Anda muncul setelah masuk.</w:t>
       </w:r>
     </w:p>
     <w:p>
@@ -14234,16 +14201,16 @@
           <w:i w:val="0"/>
           <w:sz w:val="22"/>
         </w:rPr>
-        <w:t xml:space="preserve">T3. </w:t>
-      </w:r>
-      <w:r>
-        <w:rPr>
-          <w:rFonts w:ascii="Arial" w:hAnsi="Arial" w:eastAsia="Arial" w:cs="Arial"/>
-          <w:b w:val="0"/>
-          <w:i w:val="0"/>
-          <w:sz w:val="22"/>
-        </w:rPr>
-        <w:t>Tumpuan sederhana — defleksi δ (mm)</w:t>
+        <w:t xml:space="preserve">T2. </w:t>
+      </w:r>
+      <w:r>
+        <w:rPr>
+          <w:rFonts w:ascii="Arial" w:hAnsi="Arial" w:eastAsia="Arial" w:cs="Arial"/>
+          <w:b w:val="0"/>
+          <w:i w:val="0"/>
+          <w:sz w:val="22"/>
+        </w:rPr>
+        <w:t>Kantilever S235 — faktor keamanan SF</w:t>
       </w:r>
       <w:r>
         <w:rPr>
@@ -14264,7 +14231,7 @@
       <w:r>
         <w:drawing>
           <wp:inline xmlns:a="http://schemas.openxmlformats.org/drawingml/2006/main" xmlns:pic="http://schemas.openxmlformats.org/drawingml/2006/picture">
-            <wp:extent cx="4680000" cy="2099918"/>
+            <wp:extent cx="4680000" cy="2069564"/>
             <wp:docPr id="1858245156" name="Picture 1858245156"/>
             <wp:cNvGraphicFramePr>
               <a:graphicFrameLocks noChangeAspect="1"/>
@@ -14273,7 +14240,7 @@
               <a:graphicData uri="http://schemas.openxmlformats.org/drawingml/2006/picture">
                 <pic:pic>
                   <pic:nvPicPr>
-                    <pic:cNvPr id="0" name="m9-t3.png"/>
+                    <pic:cNvPr id="0" name="m9-t2.png"/>
                     <pic:cNvPicPr/>
                   </pic:nvPicPr>
                   <pic:blipFill>
@@ -14285,7 +14252,7 @@
                   <pic:spPr>
                     <a:xfrm>
                       <a:off x="0" y="0"/>
-                      <a:ext cx="4680000" cy="2099918"/>
+                      <a:ext cx="4680000" cy="2069564"/>
                     </a:xfrm>
                     <a:prstGeom prst="rect"/>
                   </pic:spPr>
@@ -14308,7 +14275,7 @@
           <w:i w:val="0"/>
           <w:sz w:val="20"/>
         </w:rPr>
-        <w:t>📐 Gambar acuan: balok tumpuan sederhana beban tengah: defleksi vs batas L/250. Simbol mengikuti teks tugas; angka dimensi milik Anda muncul setelah masuk.</w:t>
+        <w:t>📐 Gambar acuan: kantilever S235: faktor keamanan terhadap luluh. Simbol mengikuti teks tugas; angka dimensi milik Anda muncul setelah masuk.</w:t>
       </w:r>
     </w:p>
     <w:p>
@@ -14323,25 +14290,25 @@
           <w:i w:val="0"/>
           <w:sz w:val="22"/>
         </w:rPr>
-        <w:t xml:space="preserve">T4. </w:t>
-      </w:r>
-      <w:r>
-        <w:rPr>
-          <w:rFonts w:ascii="Arial" w:hAnsi="Arial" w:eastAsia="Arial" w:cs="Arial"/>
-          <w:b w:val="0"/>
-          <w:i w:val="0"/>
-          <w:sz w:val="22"/>
-        </w:rPr>
-        <w:t>Pelat berlubang — Kt·σ_nom (MPa)</w:t>
-      </w:r>
-      <w:r>
-        <w:rPr>
-          <w:rFonts w:ascii="Arial" w:hAnsi="Arial" w:eastAsia="Arial" w:cs="Arial"/>
-          <w:b/>
-          <w:i w:val="0"/>
-          <w:sz w:val="22"/>
-        </w:rPr>
-        <w:t xml:space="preserve"> (11 poin)</w:t>
+        <w:t xml:space="preserve">T3. </w:t>
+      </w:r>
+      <w:r>
+        <w:rPr>
+          <w:rFonts w:ascii="Arial" w:hAnsi="Arial" w:eastAsia="Arial" w:cs="Arial"/>
+          <w:b w:val="0"/>
+          <w:i w:val="0"/>
+          <w:sz w:val="22"/>
+        </w:rPr>
+        <w:t>Tumpuan sederhana — defleksi δ (mm)</w:t>
+      </w:r>
+      <w:r>
+        <w:rPr>
+          <w:rFonts w:ascii="Arial" w:hAnsi="Arial" w:eastAsia="Arial" w:cs="Arial"/>
+          <w:b/>
+          <w:i w:val="0"/>
+          <w:sz w:val="22"/>
+        </w:rPr>
+        <w:t xml:space="preserve"> (6 poin)</w:t>
       </w:r>
     </w:p>
     <w:p>
@@ -14362,7 +14329,7 @@
               <a:graphicData uri="http://schemas.openxmlformats.org/drawingml/2006/picture">
                 <pic:pic>
                   <pic:nvPicPr>
-                    <pic:cNvPr id="0" name="m9-t4.png"/>
+                    <pic:cNvPr id="0" name="m9-t3.png"/>
                     <pic:cNvPicPr/>
                   </pic:nvPicPr>
                   <pic:blipFill>
@@ -14397,7 +14364,7 @@
           <w:i w:val="0"/>
           <w:sz w:val="20"/>
         </w:rPr>
-        <w:t>📐 Gambar acuan: pelat berlubang tarik: konsentrasi tegangan Kt·σ_nom vs von Mises FEM. Simbol mengikuti teks tugas; angka dimensi milik Anda muncul setelah masuk.</w:t>
+        <w:t>📐 Gambar acuan: balok tumpuan sederhana beban tengah: defleksi vs batas L/250. Simbol mengikuti teks tugas; angka dimensi milik Anda muncul setelah masuk.</w:t>
       </w:r>
     </w:p>
     <w:p>
@@ -14412,16 +14379,16 @@
           <w:i w:val="0"/>
           <w:sz w:val="22"/>
         </w:rPr>
-        <w:t xml:space="preserve">T5. </w:t>
-      </w:r>
-      <w:r>
-        <w:rPr>
-          <w:rFonts w:ascii="Arial" w:hAnsi="Arial" w:eastAsia="Arial" w:cs="Arial"/>
-          <w:b w:val="0"/>
-          <w:i w:val="0"/>
-          <w:sz w:val="22"/>
-        </w:rPr>
-        <w:t>Kolom sendi–sendi — P_cr Euler (N)</w:t>
+        <w:t xml:space="preserve">T4. </w:t>
+      </w:r>
+      <w:r>
+        <w:rPr>
+          <w:rFonts w:ascii="Arial" w:hAnsi="Arial" w:eastAsia="Arial" w:cs="Arial"/>
+          <w:b w:val="0"/>
+          <w:i w:val="0"/>
+          <w:sz w:val="22"/>
+        </w:rPr>
+        <w:t>Pelat berlubang — Kt·σ_nom (MPa)</w:t>
       </w:r>
       <w:r>
         <w:rPr>
@@ -14442,8 +14409,97 @@
       <w:r>
         <w:drawing>
           <wp:inline xmlns:a="http://schemas.openxmlformats.org/drawingml/2006/main" xmlns:pic="http://schemas.openxmlformats.org/drawingml/2006/picture">
+            <wp:extent cx="4680000" cy="2124623"/>
+            <wp:docPr id="1858245158" name="Picture 1858245158"/>
+            <wp:cNvGraphicFramePr>
+              <a:graphicFrameLocks noChangeAspect="1"/>
+            </wp:cNvGraphicFramePr>
+            <a:graphic>
+              <a:graphicData uri="http://schemas.openxmlformats.org/drawingml/2006/picture">
+                <pic:pic>
+                  <pic:nvPicPr>
+                    <pic:cNvPr id="0" name="m9-t4.png"/>
+                    <pic:cNvPicPr/>
+                  </pic:nvPicPr>
+                  <pic:blipFill>
+                    <a:blip r:embed="rId41"/>
+                    <a:stretch>
+                      <a:fillRect/>
+                    </a:stretch>
+                  </pic:blipFill>
+                  <pic:spPr>
+                    <a:xfrm>
+                      <a:off x="0" y="0"/>
+                      <a:ext cx="4680000" cy="2124623"/>
+                    </a:xfrm>
+                    <a:prstGeom prst="rect"/>
+                  </pic:spPr>
+                </pic:pic>
+              </a:graphicData>
+            </a:graphic>
+          </wp:inline>
+        </w:drawing>
+      </w:r>
+    </w:p>
+    <w:p>
+      <w:pPr>
+        <w:spacing w:after="200" w:line="276" w:lineRule="auto"/>
+        <w:jc w:val="center"/>
+      </w:pPr>
+      <w:r>
+        <w:rPr>
+          <w:rFonts w:ascii="Arial" w:hAnsi="Arial" w:eastAsia="Arial" w:cs="Arial"/>
+          <w:b/>
+          <w:i w:val="0"/>
+          <w:sz w:val="20"/>
+        </w:rPr>
+        <w:t>📐 Gambar acuan: pelat berlubang tarik: konsentrasi tegangan Kt·σ_nom vs von Mises FEM. Simbol mengikuti teks tugas; angka dimensi milik Anda muncul setelah masuk.</w:t>
+      </w:r>
+    </w:p>
+    <w:p>
+      <w:pPr>
+        <w:spacing w:line="360" w:lineRule="auto" w:after="40"/>
+        <w:jc w:val="both"/>
+      </w:pPr>
+      <w:r>
+        <w:rPr>
+          <w:rFonts w:ascii="Arial" w:hAnsi="Arial" w:eastAsia="Arial" w:cs="Arial"/>
+          <w:b/>
+          <w:i w:val="0"/>
+          <w:sz w:val="22"/>
+        </w:rPr>
+        <w:t xml:space="preserve">T5. </w:t>
+      </w:r>
+      <w:r>
+        <w:rPr>
+          <w:rFonts w:ascii="Arial" w:hAnsi="Arial" w:eastAsia="Arial" w:cs="Arial"/>
+          <w:b w:val="0"/>
+          <w:i w:val="0"/>
+          <w:sz w:val="22"/>
+        </w:rPr>
+        <w:t>Kolom sendi–sendi — P_cr Euler (N)</w:t>
+      </w:r>
+      <w:r>
+        <w:rPr>
+          <w:rFonts w:ascii="Arial" w:hAnsi="Arial" w:eastAsia="Arial" w:cs="Arial"/>
+          <w:b/>
+          <w:i w:val="0"/>
+          <w:sz w:val="22"/>
+        </w:rPr>
+        <w:t xml:space="preserve"> (11 poin)</w:t>
+      </w:r>
+    </w:p>
+    <w:p>
+      <w:pPr>
+        <w:keepNext/>
+        <w:spacing w:after="80"/>
+        <w:jc w:val="center"/>
+      </w:pPr>
+      <w:r>
+        <w:drawing>
+          <wp:inline xmlns:a="http://schemas.openxmlformats.org/drawingml/2006/main" xmlns:pic="http://schemas.openxmlformats.org/drawingml/2006/picture">
             <wp:extent cx="4680000" cy="2160249"/>
-            <wp:docPr id="1858245158" name="Picture 1858245158"/>
+            <wp:docPr id="1858245159" name="Picture 1858245159"/>
             <wp:cNvGraphicFramePr>
               <a:graphicFrameLocks noChangeAspect="1"/>
             </wp:cNvGraphicFramePr>
@@ -14455,7 +14511,7 @@
                     <pic:cNvPicPr/>
                   </pic:nvPicPr>
                   <pic:blipFill>
-                    <a:blip r:embed="rId41"/>
+                    <a:blip r:embed="rId42"/>
                     <a:stretch>
                       <a:fillRect/>
                     </a:stretch>

--- a/Pemodelan-Computer-Aided-Design/Modul-Word/Modul-9-Evaluasi-Hasil-Simulasi-dan-Analisis-Kekuatan.docx
+++ b/Pemodelan-Computer-Aided-Design/Modul-Word/Modul-9-Evaluasi-Hasil-Simulasi-dan-Analisis-Kekuatan.docx
@@ -12793,7 +12793,61 @@
           <w:i w:val="0"/>
           <w:sz w:val="21"/>
         </w:rPr>
-        <w:t>. Berkas boleh diganti selama tugas belum dikirim; setelah dikirim, berkas dan angka terkunci. Berkas yang terunggah tanpa angka yang benar mendapat partial 0,5 poin.</w:t>
+        <w:t xml:space="preserve">. Server membaca geometri berkas Anda: angka yang tidak ada di model ditolak dan </w:t>
+      </w:r>
+      <w:r>
+        <w:rPr>
+          <w:rFonts w:ascii="Arial" w:hAnsi="Arial" w:eastAsia="Arial" w:cs="Arial"/>
+          <w:b/>
+          <w:i w:val="0"/>
+          <w:sz w:val="21"/>
+        </w:rPr>
+        <w:t>tidak dihitung</w:t>
+      </w:r>
+      <w:r>
+        <w:rPr>
+          <w:rFonts w:ascii="Arial" w:hAnsi="Arial" w:eastAsia="Arial" w:cs="Arial"/>
+          <w:b w:val="0"/>
+          <w:i w:val="0"/>
+          <w:sz w:val="21"/>
+        </w:rPr>
+        <w:t xml:space="preserve">, jadi bacalah angkanya dari model yang diunggah. Bila kiriman dinilai salah, tugas </w:t>
+      </w:r>
+      <w:r>
+        <w:rPr>
+          <w:rFonts w:ascii="Arial" w:hAnsi="Arial" w:eastAsia="Arial" w:cs="Arial"/>
+          <w:b/>
+          <w:i w:val="0"/>
+          <w:sz w:val="21"/>
+        </w:rPr>
+        <w:t>tidak terkunci</w:t>
+      </w:r>
+      <w:r>
+        <w:rPr>
+          <w:rFonts w:ascii="Arial" w:hAnsi="Arial" w:eastAsia="Arial" w:cs="Arial"/>
+          <w:b w:val="0"/>
+          <w:i w:val="0"/>
+          <w:sz w:val="21"/>
+        </w:rPr>
+        <w:t xml:space="preserve">: perbaiki model, unggah ulang, lalu kirim ulang (tanpa batas); kiriman benar setelah pernah salah bernilai </w:t>
+      </w:r>
+      <w:r>
+        <w:rPr>
+          <w:rFonts w:ascii="Arial" w:hAnsi="Arial" w:eastAsia="Arial" w:cs="Arial"/>
+          <w:b/>
+          <w:i w:val="0"/>
+          <w:sz w:val="21"/>
+        </w:rPr>
+        <w:t>65%</w:t>
+      </w:r>
+      <w:r>
+        <w:rPr>
+          <w:rFonts w:ascii="Arial" w:hAnsi="Arial" w:eastAsia="Arial" w:cs="Arial"/>
+          <w:b w:val="0"/>
+          <w:i w:val="0"/>
+          <w:sz w:val="21"/>
+        </w:rPr>
+        <w:t xml:space="preserve"> dari poin tugas.</w:t>
       </w:r>
     </w:p>
     <w:p>

--- a/Pemodelan-Computer-Aided-Design/Modul-Word/Modul-9-Evaluasi-Hasil-Simulasi-dan-Analisis-Kekuatan.docx
+++ b/Pemodelan-Computer-Aided-Design/Modul-Word/Modul-9-Evaluasi-Hasil-Simulasi-dan-Analisis-Kekuatan.docx
@@ -2816,7 +2816,83 @@
           <w:i w:val="0"/>
           <w:sz w:val="22"/>
         </w:rPr>
-        <w:t>menjawab benar 10 soal pilihan ganda (@1 poin); menyerahkan 5 model FreeCAD — T1 Kantilever FEM — σ_maks teoretis (MPa) (6 poin); T2 Kantilever S235 — faktor keamanan SF (6 poin); T3 Tumpuan sederhana — defleksi δ (mm) (6 poin); T4 Pelat berlubang — Kt·σ_nom (MPa) (11 poin); T5 Kolom sendi–sendi — P_cr Euler (N) (11 poin) — masing-masing berupa berkas .FCStd yang diunggah beserta satu angka bacaan geometri yang diperiksa server; menulis jawaban 3 pertanyaan Forum Diskusi (minimal 30 kata tiap jawaban).</w:t>
+        <w:t>menjawab benar 10 soal pilihan ganda (@1 poin); menyerahkan 5 model FreeCAD — T1 Kantilever FEM — σ</w:t>
+      </w:r>
+      <w:r>
+        <w:rPr>
+          <w:rFonts w:ascii="Arial" w:hAnsi="Arial" w:eastAsia="Arial" w:cs="Arial"/>
+          <w:b w:val="0"/>
+          <w:i w:val="0"/>
+          <w:sz w:val="22"/>
+          <w:vertAlign w:val="subscript"/>
+        </w:rPr>
+        <w:t>maks</w:t>
+      </w:r>
+      <w:r>
+        <w:rPr>
+          <w:rFonts w:ascii="Arial" w:hAnsi="Arial" w:eastAsia="Arial" w:cs="Arial"/>
+          <w:b w:val="0"/>
+          <w:i w:val="0"/>
+          <w:sz w:val="22"/>
+        </w:rPr>
+        <w:t xml:space="preserve"> teoretis (MPa) (6 poin); T2 Kantilever S235 — faktor keamanan SF (6 poin); T3 Tumpuan sederhana — defleksi δ (mm) (6 poin); T4 Pelat berlubang — K</w:t>
+      </w:r>
+      <w:r>
+        <w:rPr>
+          <w:rFonts w:ascii="Arial" w:hAnsi="Arial" w:eastAsia="Arial" w:cs="Arial"/>
+          <w:b w:val="0"/>
+          <w:i w:val="0"/>
+          <w:sz w:val="22"/>
+          <w:vertAlign w:val="subscript"/>
+        </w:rPr>
+        <w:t>t</w:t>
+      </w:r>
+      <w:r>
+        <w:rPr>
+          <w:rFonts w:ascii="Arial" w:hAnsi="Arial" w:eastAsia="Arial" w:cs="Arial"/>
+          <w:b w:val="0"/>
+          <w:i w:val="0"/>
+          <w:sz w:val="22"/>
+        </w:rPr>
+        <w:t>·σ</w:t>
+      </w:r>
+      <w:r>
+        <w:rPr>
+          <w:rFonts w:ascii="Arial" w:hAnsi="Arial" w:eastAsia="Arial" w:cs="Arial"/>
+          <w:b w:val="0"/>
+          <w:i w:val="0"/>
+          <w:sz w:val="22"/>
+          <w:vertAlign w:val="subscript"/>
+        </w:rPr>
+        <w:t>nom</w:t>
+      </w:r>
+      <w:r>
+        <w:rPr>
+          <w:rFonts w:ascii="Arial" w:hAnsi="Arial" w:eastAsia="Arial" w:cs="Arial"/>
+          <w:b w:val="0"/>
+          <w:i w:val="0"/>
+          <w:sz w:val="22"/>
+        </w:rPr>
+        <w:t xml:space="preserve"> (MPa) (11 poin); T5 Kolom sendi–sendi — P</w:t>
+      </w:r>
+      <w:r>
+        <w:rPr>
+          <w:rFonts w:ascii="Arial" w:hAnsi="Arial" w:eastAsia="Arial" w:cs="Arial"/>
+          <w:b w:val="0"/>
+          <w:i w:val="0"/>
+          <w:sz w:val="22"/>
+          <w:vertAlign w:val="subscript"/>
+        </w:rPr>
+        <w:t>cr</w:t>
+      </w:r>
+      <w:r>
+        <w:rPr>
+          <w:rFonts w:ascii="Arial" w:hAnsi="Arial" w:eastAsia="Arial" w:cs="Arial"/>
+          <w:b w:val="0"/>
+          <w:i w:val="0"/>
+          <w:sz w:val="22"/>
+        </w:rPr>
+        <w:t xml:space="preserve"> Euler (N) (11 poin) — masing-masing berupa berkas .FCStd yang diunggah beserta satu angka bacaan geometri yang diperiksa server; menulis jawaban 3 pertanyaan Forum Diskusi (minimal 30 kata tiap jawaban).</w:t>
       </w:r>
     </w:p>
     <w:p>
@@ -2865,7 +2941,9 @@
           <w:color w:val="1F3864"/>
           <w:sz w:val="28"/>
         </w:rPr>
-        <w:t>MEMBACA HASIL FEM: OBJEK HASIL, PIPELINE, DAN KONTUR</w:t>
+        <w:t>MEMBACA HASIL FEM:</w:t>
+        <w:br/>
+        <w:t>OBJEK HASIL, PIPELINE, DAN KONTUR</w:t>
       </w:r>
     </w:p>
     <w:p>
@@ -3525,7 +3603,45 @@
                 <w:i w:val="0"/>
                 <w:sz w:val="18"/>
               </w:rPr>
-              <w:t>Kriteria Tresca (τ_maks = σ_y/2)</w:t>
+              <w:t>Kriteria Tresca (τ</w:t>
+            </w:r>
+            <w:r>
+              <w:rPr>
+                <w:rFonts w:ascii="Arial" w:hAnsi="Arial" w:eastAsia="Arial" w:cs="Arial"/>
+                <w:b w:val="0"/>
+                <w:i w:val="0"/>
+                <w:sz w:val="18"/>
+                <w:vertAlign w:val="subscript"/>
+              </w:rPr>
+              <w:t>maks</w:t>
+            </w:r>
+            <w:r>
+              <w:rPr>
+                <w:rFonts w:ascii="Arial" w:hAnsi="Arial" w:eastAsia="Arial" w:cs="Arial"/>
+                <w:b w:val="0"/>
+                <w:i w:val="0"/>
+                <w:sz w:val="18"/>
+              </w:rPr>
+              <w:t xml:space="preserve"> = σ</w:t>
+            </w:r>
+            <w:r>
+              <w:rPr>
+                <w:rFonts w:ascii="Arial" w:hAnsi="Arial" w:eastAsia="Arial" w:cs="Arial"/>
+                <w:b w:val="0"/>
+                <w:i w:val="0"/>
+                <w:sz w:val="18"/>
+                <w:vertAlign w:val="subscript"/>
+              </w:rPr>
+              <w:t>y</w:t>
+            </w:r>
+            <w:r>
+              <w:rPr>
+                <w:rFonts w:ascii="Arial" w:hAnsi="Arial" w:eastAsia="Arial" w:cs="Arial"/>
+                <w:b w:val="0"/>
+                <w:i w:val="0"/>
+                <w:sz w:val="18"/>
+              </w:rPr>
+              <w:t>/2)</w:t>
             </w:r>
           </w:p>
         </w:tc>
@@ -3759,7 +3875,26 @@
                 <w:i w:val="0"/>
                 <w:sz w:val="18"/>
               </w:rPr>
-              <w:t>P_cr ≈ faktor × beban yang dipasang</w:t>
+              <w:t>P</w:t>
+            </w:r>
+            <w:r>
+              <w:rPr>
+                <w:rFonts w:ascii="Arial" w:hAnsi="Arial" w:eastAsia="Arial" w:cs="Arial"/>
+                <w:b w:val="0"/>
+                <w:i w:val="0"/>
+                <w:sz w:val="18"/>
+                <w:vertAlign w:val="subscript"/>
+              </w:rPr>
+              <w:t>cr</w:t>
+            </w:r>
+            <w:r>
+              <w:rPr>
+                <w:rFonts w:ascii="Arial" w:hAnsi="Arial" w:eastAsia="Arial" w:cs="Arial"/>
+                <w:b w:val="0"/>
+                <w:i w:val="0"/>
+                <w:sz w:val="18"/>
+              </w:rPr>
+              <w:t xml:space="preserve"> ≈ faktor × beban yang dipasang</w:t>
             </w:r>
           </w:p>
         </w:tc>
@@ -3805,7 +3940,45 @@
           <w:i w:val="0"/>
           <w:sz w:val="21"/>
         </w:rPr>
-        <w:t xml:space="preserve"> Bagian 02–04 adalah tiga pertanyaan utama evaluasi: kuat (von Mises vs σ_y → Tugas 1), kaku (defleksi vs L/250 → Tugas 3), dan aman (faktor keamanan → Tugas 2). Bagian 05 memastikan angka FEM dapat dipercaya (konvergensi mesh), Bagian 06 membahas daerah kritis: lubang (Kt → Tugas 4) dan kolom langsing (tekuk Euler → Tugas 5). Bagian 07 merumuskan validasi analitis vs FEM yang wajib ada di setiap berkas tugas, Bagian 08–09 menutup dengan Python dan praktik pelat berlubang.</w:t>
+        <w:t xml:space="preserve"> Bagian 02–04 adalah tiga pertanyaan utama evaluasi: kuat (von Mises vs σ</w:t>
+      </w:r>
+      <w:r>
+        <w:rPr>
+          <w:rFonts w:ascii="Arial" w:hAnsi="Arial" w:eastAsia="Arial" w:cs="Arial"/>
+          <w:b w:val="0"/>
+          <w:i w:val="0"/>
+          <w:sz w:val="21"/>
+          <w:vertAlign w:val="subscript"/>
+        </w:rPr>
+        <w:t>y</w:t>
+      </w:r>
+      <w:r>
+        <w:rPr>
+          <w:rFonts w:ascii="Arial" w:hAnsi="Arial" w:eastAsia="Arial" w:cs="Arial"/>
+          <w:b w:val="0"/>
+          <w:i w:val="0"/>
+          <w:sz w:val="21"/>
+        </w:rPr>
+        <w:t xml:space="preserve"> → Tugas 1), kaku (defleksi vs L/250 → Tugas 3), dan aman (faktor keamanan → Tugas 2). Bagian 05 memastikan angka FEM dapat dipercaya (konvergensi mesh), Bagian 06 membahas daerah kritis: lubang (K</w:t>
+      </w:r>
+      <w:r>
+        <w:rPr>
+          <w:rFonts w:ascii="Arial" w:hAnsi="Arial" w:eastAsia="Arial" w:cs="Arial"/>
+          <w:b w:val="0"/>
+          <w:i w:val="0"/>
+          <w:sz w:val="21"/>
+          <w:vertAlign w:val="subscript"/>
+        </w:rPr>
+        <w:t>t</w:t>
+      </w:r>
+      <w:r>
+        <w:rPr>
+          <w:rFonts w:ascii="Arial" w:hAnsi="Arial" w:eastAsia="Arial" w:cs="Arial"/>
+          <w:b w:val="0"/>
+          <w:i w:val="0"/>
+          <w:sz w:val="21"/>
+        </w:rPr>
+        <w:t xml:space="preserve"> → Tugas 4) dan kolom langsing (tekuk Euler → Tugas 5). Bagian 07 merumuskan validasi analitis vs FEM yang wajib ada di setiap berkas tugas, Bagian 08–09 menutup dengan Python dan praktik pelat berlubang.</w:t>
       </w:r>
     </w:p>
     <w:p>
@@ -3821,7 +3994,9 @@
           <w:color w:val="1F3864"/>
           <w:sz w:val="28"/>
         </w:rPr>
-        <w:t>TEGANGAN VON MISES DAN KRITERIA LULUH</w:t>
+        <w:t>TEGANGAN VON MISES</w:t>
+        <w:br/>
+        <w:t>DAN KRITERIA LULUH</w:t>
       </w:r>
     </w:p>
     <w:p>
@@ -3892,7 +4067,26 @@
           <w:i w:val="0"/>
           <w:sz w:val="20"/>
         </w:rPr>
-        <w:t>Gambar 2 — Distribusi tegangan lentur kantilever dan kontur von Mises. Kantilever 20 × 20 mm, L = 200 mm, F = 500 N: tegangan lentur terbesar di serat terluar muka jepitan, σ_maks = 6FL/(bh²) = 75,00 MPa; kontur von Mises FEM menampilkan pola merah di jepitan yang memudar ke ujung bebas.</w:t>
+        <w:t>Gambar 2 — Distribusi tegangan lentur kantilever dan kontur von Mises. Kantilever 20 × 20 mm, L = 200 mm, F = 500 N: tegangan lentur terbesar di serat terluar muka jepitan, σ</w:t>
+      </w:r>
+      <w:r>
+        <w:rPr>
+          <w:rFonts w:ascii="Arial" w:hAnsi="Arial" w:eastAsia="Arial" w:cs="Arial"/>
+          <w:b/>
+          <w:i w:val="0"/>
+          <w:sz w:val="20"/>
+          <w:vertAlign w:val="subscript"/>
+        </w:rPr>
+        <w:t>maks</w:t>
+      </w:r>
+      <w:r>
+        <w:rPr>
+          <w:rFonts w:ascii="Arial" w:hAnsi="Arial" w:eastAsia="Arial" w:cs="Arial"/>
+          <w:b/>
+          <w:i w:val="0"/>
+          <w:sz w:val="20"/>
+        </w:rPr>
+        <w:t xml:space="preserve"> = 6FL/(bh²) = 75,00 MPa; kontur von Mises FEM menampilkan pola merah di jepitan yang memudar ke ujung bebas.</w:t>
       </w:r>
     </w:p>
     <w:p>
@@ -4280,7 +4474,83 @@
           <w:i w:val="0"/>
           <w:sz w:val="22"/>
         </w:rPr>
-        <w:t xml:space="preserve"> — Von Mises meringkas keadaan tegangan tiga dimensi menjadi satu angka yang dibandingkan dengan kekuatan luluh σ_y (kriteria energi distorsi untuk material ulet). Pada balok yang dominan lentur, σ_vm ≈ |σ_lentur|, sehingga σ_maks = M·c/I = 6FL/(bh²) di jepitan menjadi pembanding langsung kontur FEM; itulah bacaan Tugas 1.</w:t>
+        <w:t xml:space="preserve"> — Von Mises meringkas keadaan tegangan tiga dimensi menjadi satu angka yang dibandingkan dengan kekuatan luluh σ</w:t>
+      </w:r>
+      <w:r>
+        <w:rPr>
+          <w:rFonts w:ascii="Arial" w:hAnsi="Arial" w:eastAsia="Arial" w:cs="Arial"/>
+          <w:b w:val="0"/>
+          <w:i w:val="0"/>
+          <w:sz w:val="22"/>
+          <w:vertAlign w:val="subscript"/>
+        </w:rPr>
+        <w:t>y</w:t>
+      </w:r>
+      <w:r>
+        <w:rPr>
+          <w:rFonts w:ascii="Arial" w:hAnsi="Arial" w:eastAsia="Arial" w:cs="Arial"/>
+          <w:b w:val="0"/>
+          <w:i w:val="0"/>
+          <w:sz w:val="22"/>
+        </w:rPr>
+        <w:t xml:space="preserve"> (kriteria energi distorsi untuk material ulet). Pada balok yang dominan lentur, σ</w:t>
+      </w:r>
+      <w:r>
+        <w:rPr>
+          <w:rFonts w:ascii="Arial" w:hAnsi="Arial" w:eastAsia="Arial" w:cs="Arial"/>
+          <w:b w:val="0"/>
+          <w:i w:val="0"/>
+          <w:sz w:val="22"/>
+          <w:vertAlign w:val="subscript"/>
+        </w:rPr>
+        <w:t>vm</w:t>
+      </w:r>
+      <w:r>
+        <w:rPr>
+          <w:rFonts w:ascii="Arial" w:hAnsi="Arial" w:eastAsia="Arial" w:cs="Arial"/>
+          <w:b w:val="0"/>
+          <w:i w:val="0"/>
+          <w:sz w:val="22"/>
+        </w:rPr>
+        <w:t xml:space="preserve"> ≈ |σ</w:t>
+      </w:r>
+      <w:r>
+        <w:rPr>
+          <w:rFonts w:ascii="Arial" w:hAnsi="Arial" w:eastAsia="Arial" w:cs="Arial"/>
+          <w:b w:val="0"/>
+          <w:i w:val="0"/>
+          <w:sz w:val="22"/>
+          <w:vertAlign w:val="subscript"/>
+        </w:rPr>
+        <w:t>lentur</w:t>
+      </w:r>
+      <w:r>
+        <w:rPr>
+          <w:rFonts w:ascii="Arial" w:hAnsi="Arial" w:eastAsia="Arial" w:cs="Arial"/>
+          <w:b w:val="0"/>
+          <w:i w:val="0"/>
+          <w:sz w:val="22"/>
+        </w:rPr>
+        <w:t>|, sehingga σ</w:t>
+      </w:r>
+      <w:r>
+        <w:rPr>
+          <w:rFonts w:ascii="Arial" w:hAnsi="Arial" w:eastAsia="Arial" w:cs="Arial"/>
+          <w:b w:val="0"/>
+          <w:i w:val="0"/>
+          <w:sz w:val="22"/>
+          <w:vertAlign w:val="subscript"/>
+        </w:rPr>
+        <w:t>maks</w:t>
+      </w:r>
+      <w:r>
+        <w:rPr>
+          <w:rFonts w:ascii="Arial" w:hAnsi="Arial" w:eastAsia="Arial" w:cs="Arial"/>
+          <w:b w:val="0"/>
+          <w:i w:val="0"/>
+          <w:sz w:val="22"/>
+        </w:rPr>
+        <w:t xml:space="preserve"> = M·c/I = 6FL/(bh²) di jepitan menjadi pembanding langsung kontur FEM; itulah bacaan Tugas 1.</w:t>
       </w:r>
     </w:p>
     <w:p>
@@ -4624,7 +4894,36 @@
                 <w:i w:val="0"/>
                 <w:sz w:val="18"/>
               </w:rPr>
-              <w:t>σ_vm ≤ σ_y</w:t>
+              <w:t>σ</w:t>
+            </w:r>
+            <w:r>
+              <w:rPr>
+                <w:rFonts w:ascii="Arial" w:hAnsi="Arial" w:eastAsia="Arial" w:cs="Arial"/>
+                <w:b w:val="0"/>
+                <w:i w:val="0"/>
+                <w:sz w:val="18"/>
+                <w:vertAlign w:val="subscript"/>
+              </w:rPr>
+              <w:t>vm</w:t>
+            </w:r>
+            <w:r>
+              <w:rPr>
+                <w:rFonts w:ascii="Arial" w:hAnsi="Arial" w:eastAsia="Arial" w:cs="Arial"/>
+                <w:b w:val="0"/>
+                <w:i w:val="0"/>
+                <w:sz w:val="18"/>
+              </w:rPr>
+              <w:t xml:space="preserve"> ≤ σ</w:t>
+            </w:r>
+            <w:r>
+              <w:rPr>
+                <w:rFonts w:ascii="Arial" w:hAnsi="Arial" w:eastAsia="Arial" w:cs="Arial"/>
+                <w:b w:val="0"/>
+                <w:i w:val="0"/>
+                <w:sz w:val="18"/>
+                <w:vertAlign w:val="subscript"/>
+              </w:rPr>
+              <w:t>y</w:t>
             </w:r>
           </w:p>
         </w:tc>
@@ -4702,7 +5001,45 @@
                 <w:i w:val="0"/>
                 <w:sz w:val="18"/>
               </w:rPr>
-              <w:t>τ_maks = (σ₁ − σ₃)/2 ≤ σ_y/2</w:t>
+              <w:t>τ</w:t>
+            </w:r>
+            <w:r>
+              <w:rPr>
+                <w:rFonts w:ascii="Arial" w:hAnsi="Arial" w:eastAsia="Arial" w:cs="Arial"/>
+                <w:b w:val="0"/>
+                <w:i w:val="0"/>
+                <w:sz w:val="18"/>
+                <w:vertAlign w:val="subscript"/>
+              </w:rPr>
+              <w:t>maks</w:t>
+            </w:r>
+            <w:r>
+              <w:rPr>
+                <w:rFonts w:ascii="Arial" w:hAnsi="Arial" w:eastAsia="Arial" w:cs="Arial"/>
+                <w:b w:val="0"/>
+                <w:i w:val="0"/>
+                <w:sz w:val="18"/>
+              </w:rPr>
+              <w:t xml:space="preserve"> = (σ₁ − σ₃)/2 ≤ σ</w:t>
+            </w:r>
+            <w:r>
+              <w:rPr>
+                <w:rFonts w:ascii="Arial" w:hAnsi="Arial" w:eastAsia="Arial" w:cs="Arial"/>
+                <w:b w:val="0"/>
+                <w:i w:val="0"/>
+                <w:sz w:val="18"/>
+                <w:vertAlign w:val="subscript"/>
+              </w:rPr>
+              <w:t>y</w:t>
+            </w:r>
+            <w:r>
+              <w:rPr>
+                <w:rFonts w:ascii="Arial" w:hAnsi="Arial" w:eastAsia="Arial" w:cs="Arial"/>
+                <w:b w:val="0"/>
+                <w:i w:val="0"/>
+                <w:sz w:val="18"/>
+              </w:rPr>
+              <w:t>/2</w:t>
             </w:r>
           </w:p>
         </w:tc>
@@ -4780,7 +5117,45 @@
                 <w:i w:val="0"/>
                 <w:sz w:val="18"/>
               </w:rPr>
-              <w:t>σ₁ ≤ σ_ut (tarik), |σ₃| ≤ σ_uc (tekan)</w:t>
+              <w:t>σ₁ ≤ σ</w:t>
+            </w:r>
+            <w:r>
+              <w:rPr>
+                <w:rFonts w:ascii="Arial" w:hAnsi="Arial" w:eastAsia="Arial" w:cs="Arial"/>
+                <w:b w:val="0"/>
+                <w:i w:val="0"/>
+                <w:sz w:val="18"/>
+                <w:vertAlign w:val="subscript"/>
+              </w:rPr>
+              <w:t>ut</w:t>
+            </w:r>
+            <w:r>
+              <w:rPr>
+                <w:rFonts w:ascii="Arial" w:hAnsi="Arial" w:eastAsia="Arial" w:cs="Arial"/>
+                <w:b w:val="0"/>
+                <w:i w:val="0"/>
+                <w:sz w:val="18"/>
+              </w:rPr>
+              <w:t xml:space="preserve"> (tarik), |σ₃| ≤ σ</w:t>
+            </w:r>
+            <w:r>
+              <w:rPr>
+                <w:rFonts w:ascii="Arial" w:hAnsi="Arial" w:eastAsia="Arial" w:cs="Arial"/>
+                <w:b w:val="0"/>
+                <w:i w:val="0"/>
+                <w:sz w:val="18"/>
+                <w:vertAlign w:val="subscript"/>
+              </w:rPr>
+              <w:t>uc</w:t>
+            </w:r>
+            <w:r>
+              <w:rPr>
+                <w:rFonts w:ascii="Arial" w:hAnsi="Arial" w:eastAsia="Arial" w:cs="Arial"/>
+                <w:b w:val="0"/>
+                <w:i w:val="0"/>
+                <w:sz w:val="18"/>
+              </w:rPr>
+              <w:t xml:space="preserve"> (tekan)</w:t>
             </w:r>
           </w:p>
         </w:tc>
@@ -4858,7 +5233,26 @@
                 <w:i w:val="0"/>
                 <w:sz w:val="18"/>
               </w:rPr>
-              <w:t>σ = M·c/I, σ_vm = |σ|</w:t>
+              <w:t>σ = M·c/I, σ</w:t>
+            </w:r>
+            <w:r>
+              <w:rPr>
+                <w:rFonts w:ascii="Arial" w:hAnsi="Arial" w:eastAsia="Arial" w:cs="Arial"/>
+                <w:b w:val="0"/>
+                <w:i w:val="0"/>
+                <w:sz w:val="18"/>
+                <w:vertAlign w:val="subscript"/>
+              </w:rPr>
+              <w:t>vm</w:t>
+            </w:r>
+            <w:r>
+              <w:rPr>
+                <w:rFonts w:ascii="Arial" w:hAnsi="Arial" w:eastAsia="Arial" w:cs="Arial"/>
+                <w:b w:val="0"/>
+                <w:i w:val="0"/>
+                <w:sz w:val="18"/>
+              </w:rPr>
+              <w:t xml:space="preserve"> = |σ|</w:t>
             </w:r>
           </w:p>
         </w:tc>
@@ -4964,7 +5358,26 @@
           <w:i w:val="0"/>
           <w:sz w:val="21"/>
         </w:rPr>
-        <w:t xml:space="preserve"> beban berdenyut dari nol ke F (PAUSE menahan F penuh); kontur merah tumbuh dari serat terluar jepitan dan memudar ke sumbu netral dan ujung bebas. Legenda kanan memberi σ_maks = 6FL/(bh²) dan δ = FL³/(3EI); menaikkan h menurunkan tegangan kuadratis dan defleksi kubik.</w:t>
+        <w:t xml:space="preserve"> beban berdenyut dari nol ke F (PAUSE menahan F penuh); kontur merah tumbuh dari serat terluar jepitan dan memudar ke sumbu netral dan ujung bebas. Legenda kanan memberi σ</w:t>
+      </w:r>
+      <w:r>
+        <w:rPr>
+          <w:rFonts w:ascii="Arial" w:hAnsi="Arial" w:eastAsia="Arial" w:cs="Arial"/>
+          <w:b w:val="0"/>
+          <w:i w:val="0"/>
+          <w:sz w:val="21"/>
+          <w:vertAlign w:val="subscript"/>
+        </w:rPr>
+        <w:t>maks</w:t>
+      </w:r>
+      <w:r>
+        <w:rPr>
+          <w:rFonts w:ascii="Arial" w:hAnsi="Arial" w:eastAsia="Arial" w:cs="Arial"/>
+          <w:b w:val="0"/>
+          <w:i w:val="0"/>
+          <w:sz w:val="21"/>
+        </w:rPr>
+        <w:t xml:space="preserve"> = 6FL/(bh²) dan δ = FL³/(3EI); menaikkan h menurunkan tegangan kuadratis dan defleksi kubik.</w:t>
       </w:r>
     </w:p>
     <w:p>
@@ -5018,7 +5431,9 @@
           <w:color w:val="1F3864"/>
           <w:sz w:val="28"/>
         </w:rPr>
-        <w:t>DEFORMASI, KEKAKUAN, DAN BATAS DEFLEKSI</w:t>
+        <w:t>DEFORMASI, KEKAKUAN,</w:t>
+        <w:br/>
+        <w:t>DAN BATAS DEFLEKSI</w:t>
       </w:r>
     </w:p>
     <w:p>
@@ -5778,7 +6193,26 @@
                 <w:i w:val="0"/>
                 <w:sz w:val="18"/>
               </w:rPr>
-              <w:t>δ_izin absolut</w:t>
+              <w:t>δ</w:t>
+            </w:r>
+            <w:r>
+              <w:rPr>
+                <w:rFonts w:ascii="Arial" w:hAnsi="Arial" w:eastAsia="Arial" w:cs="Arial"/>
+                <w:b w:val="0"/>
+                <w:i w:val="0"/>
+                <w:sz w:val="18"/>
+                <w:vertAlign w:val="subscript"/>
+              </w:rPr>
+              <w:t>izin</w:t>
+            </w:r>
+            <w:r>
+              <w:rPr>
+                <w:rFonts w:ascii="Arial" w:hAnsi="Arial" w:eastAsia="Arial" w:cs="Arial"/>
+                <w:b w:val="0"/>
+                <w:i w:val="0"/>
+                <w:sz w:val="18"/>
+              </w:rPr>
+              <w:t xml:space="preserve"> absolut</w:t>
             </w:r>
           </w:p>
         </w:tc>
@@ -5983,7 +6417,26 @@
           <w:i w:val="0"/>
           <w:sz w:val="22"/>
         </w:rPr>
-        <w:t xml:space="preserve">Banyak rangka mesin dibatasi kekakuan, bukan kekuatan: pada contoh kantilever σ_maks hanya 75 MPa (SF 3,3) tetapi δ sudah 0,48 mm; pada mesin presisi δ itulah yang gagal lebih dahulu. </w:t>
+        <w:t>Banyak rangka mesin dibatasi kekakuan, bukan kekuatan: pada contoh kantilever σ</w:t>
+      </w:r>
+      <w:r>
+        <w:rPr>
+          <w:rFonts w:ascii="Arial" w:hAnsi="Arial" w:eastAsia="Arial" w:cs="Arial"/>
+          <w:b w:val="0"/>
+          <w:i w:val="0"/>
+          <w:sz w:val="22"/>
+          <w:vertAlign w:val="subscript"/>
+        </w:rPr>
+        <w:t>maks</w:t>
+      </w:r>
+      <w:r>
+        <w:rPr>
+          <w:rFonts w:ascii="Arial" w:hAnsi="Arial" w:eastAsia="Arial" w:cs="Arial"/>
+          <w:b w:val="0"/>
+          <w:i w:val="0"/>
+          <w:sz w:val="22"/>
+        </w:rPr>
+        <w:t xml:space="preserve"> hanya 75 MPa (SF 3,3) tetapi δ sudah 0,48 mm; pada mesin presisi δ itulah yang gagal lebih dahulu. </w:t>
       </w:r>
       <w:r>
         <w:rPr>
@@ -6037,7 +6490,9 @@
           <w:color w:val="1F3864"/>
           <w:sz w:val="28"/>
         </w:rPr>
-        <w:t>FAKTOR KEAMANAN: SEBERAPA JAUH DARI LULUH</w:t>
+        <w:t>FAKTOR KEAMANAN:</w:t>
+        <w:br/>
+        <w:t>SEBERAPA JAUH DARI LULUH</w:t>
       </w:r>
     </w:p>
     <w:p>
@@ -6108,7 +6563,64 @@
           <w:i w:val="0"/>
           <w:sz w:val="20"/>
         </w:rPr>
-        <w:t>Gambar 4 — Skala tegangan, tegangan izin, dan faktor keamanan terhadap luluh. Kantilever contoh: σ_maks = 75 MPa terhadap σ_y = 250 MPa memberi SF = 3,33; dengan SF target 2, tegangan izin σ_y/2 = 125 MPa masih jauh di atas tegangan kerja.</w:t>
+        <w:t>Gambar 4 — Skala tegangan, tegangan izin, dan faktor keamanan terhadap luluh. Kantilever contoh: σ</w:t>
+      </w:r>
+      <w:r>
+        <w:rPr>
+          <w:rFonts w:ascii="Arial" w:hAnsi="Arial" w:eastAsia="Arial" w:cs="Arial"/>
+          <w:b/>
+          <w:i w:val="0"/>
+          <w:sz w:val="20"/>
+          <w:vertAlign w:val="subscript"/>
+        </w:rPr>
+        <w:t>maks</w:t>
+      </w:r>
+      <w:r>
+        <w:rPr>
+          <w:rFonts w:ascii="Arial" w:hAnsi="Arial" w:eastAsia="Arial" w:cs="Arial"/>
+          <w:b/>
+          <w:i w:val="0"/>
+          <w:sz w:val="20"/>
+        </w:rPr>
+        <w:t xml:space="preserve"> = 75 MPa terhadap σ</w:t>
+      </w:r>
+      <w:r>
+        <w:rPr>
+          <w:rFonts w:ascii="Arial" w:hAnsi="Arial" w:eastAsia="Arial" w:cs="Arial"/>
+          <w:b/>
+          <w:i w:val="0"/>
+          <w:sz w:val="20"/>
+          <w:vertAlign w:val="subscript"/>
+        </w:rPr>
+        <w:t>y</w:t>
+      </w:r>
+      <w:r>
+        <w:rPr>
+          <w:rFonts w:ascii="Arial" w:hAnsi="Arial" w:eastAsia="Arial" w:cs="Arial"/>
+          <w:b/>
+          <w:i w:val="0"/>
+          <w:sz w:val="20"/>
+        </w:rPr>
+        <w:t xml:space="preserve"> = 250 MPa memberi SF = 3,33; dengan SF target 2, tegangan izin σ</w:t>
+      </w:r>
+      <w:r>
+        <w:rPr>
+          <w:rFonts w:ascii="Arial" w:hAnsi="Arial" w:eastAsia="Arial" w:cs="Arial"/>
+          <w:b/>
+          <w:i w:val="0"/>
+          <w:sz w:val="20"/>
+          <w:vertAlign w:val="subscript"/>
+        </w:rPr>
+        <w:t>y</w:t>
+      </w:r>
+      <w:r>
+        <w:rPr>
+          <w:rFonts w:ascii="Arial" w:hAnsi="Arial" w:eastAsia="Arial" w:cs="Arial"/>
+          <w:b/>
+          <w:i w:val="0"/>
+          <w:sz w:val="20"/>
+        </w:rPr>
+        <w:t>/2 = 125 MPa masih jauh di atas tegangan kerja.</w:t>
       </w:r>
     </w:p>
     <w:p>
@@ -6354,7 +6866,83 @@
           <w:i w:val="0"/>
           <w:sz w:val="22"/>
         </w:rPr>
-        <w:t xml:space="preserve"> — Faktor keamanan adalah rasio kapasitas terhadap tuntutan. Untuk material ulet kapasitasnya σ_y dan tuntutannya von Mises maksimum; hasilnya harus ≥ SF target yang dipilih menurut ketidakpastian beban, material, dan model. Bacaan Tugas 2 adalah SF dari σ_maks analitis; SF versi FEM (σ_y/σ_vm,maks) ditulis di dokumen sebagai pembanding.</w:t>
+        <w:t xml:space="preserve"> — Faktor keamanan adalah rasio kapasitas terhadap tuntutan. Untuk material ulet kapasitasnya σ</w:t>
+      </w:r>
+      <w:r>
+        <w:rPr>
+          <w:rFonts w:ascii="Arial" w:hAnsi="Arial" w:eastAsia="Arial" w:cs="Arial"/>
+          <w:b w:val="0"/>
+          <w:i w:val="0"/>
+          <w:sz w:val="22"/>
+          <w:vertAlign w:val="subscript"/>
+        </w:rPr>
+        <w:t>y</w:t>
+      </w:r>
+      <w:r>
+        <w:rPr>
+          <w:rFonts w:ascii="Arial" w:hAnsi="Arial" w:eastAsia="Arial" w:cs="Arial"/>
+          <w:b w:val="0"/>
+          <w:i w:val="0"/>
+          <w:sz w:val="22"/>
+        </w:rPr>
+        <w:t xml:space="preserve"> dan tuntutannya von Mises maksimum; hasilnya harus ≥ SF target yang dipilih menurut ketidakpastian beban, material, dan model. Bacaan Tugas 2 adalah SF dari σ</w:t>
+      </w:r>
+      <w:r>
+        <w:rPr>
+          <w:rFonts w:ascii="Arial" w:hAnsi="Arial" w:eastAsia="Arial" w:cs="Arial"/>
+          <w:b w:val="0"/>
+          <w:i w:val="0"/>
+          <w:sz w:val="22"/>
+          <w:vertAlign w:val="subscript"/>
+        </w:rPr>
+        <w:t>maks</w:t>
+      </w:r>
+      <w:r>
+        <w:rPr>
+          <w:rFonts w:ascii="Arial" w:hAnsi="Arial" w:eastAsia="Arial" w:cs="Arial"/>
+          <w:b w:val="0"/>
+          <w:i w:val="0"/>
+          <w:sz w:val="22"/>
+        </w:rPr>
+        <w:t xml:space="preserve"> analitis; SF versi FEM (σ</w:t>
+      </w:r>
+      <w:r>
+        <w:rPr>
+          <w:rFonts w:ascii="Arial" w:hAnsi="Arial" w:eastAsia="Arial" w:cs="Arial"/>
+          <w:b w:val="0"/>
+          <w:i w:val="0"/>
+          <w:sz w:val="22"/>
+          <w:vertAlign w:val="subscript"/>
+        </w:rPr>
+        <w:t>y</w:t>
+      </w:r>
+      <w:r>
+        <w:rPr>
+          <w:rFonts w:ascii="Arial" w:hAnsi="Arial" w:eastAsia="Arial" w:cs="Arial"/>
+          <w:b w:val="0"/>
+          <w:i w:val="0"/>
+          <w:sz w:val="22"/>
+        </w:rPr>
+        <w:t>/σ</w:t>
+      </w:r>
+      <w:r>
+        <w:rPr>
+          <w:rFonts w:ascii="Arial" w:hAnsi="Arial" w:eastAsia="Arial" w:cs="Arial"/>
+          <w:b w:val="0"/>
+          <w:i w:val="0"/>
+          <w:sz w:val="22"/>
+          <w:vertAlign w:val="subscript"/>
+        </w:rPr>
+        <w:t>vm,maks</w:t>
+      </w:r>
+      <w:r>
+        <w:rPr>
+          <w:rFonts w:ascii="Arial" w:hAnsi="Arial" w:eastAsia="Arial" w:cs="Arial"/>
+          <w:b w:val="0"/>
+          <w:i w:val="0"/>
+          <w:sz w:val="22"/>
+        </w:rPr>
+        <w:t>) ditulis di dokumen sebagai pembanding.</w:t>
       </w:r>
     </w:p>
     <w:p>
@@ -6864,7 +7452,36 @@
                 <w:i w:val="0"/>
                 <w:sz w:val="18"/>
               </w:rPr>
-              <w:t>Dinilai dari batas lelah σ_e, bukan σ_y</w:t>
+              <w:t>Dinilai dari batas lelah σ</w:t>
+            </w:r>
+            <w:r>
+              <w:rPr>
+                <w:rFonts w:ascii="Arial" w:hAnsi="Arial" w:eastAsia="Arial" w:cs="Arial"/>
+                <w:b w:val="0"/>
+                <w:i w:val="0"/>
+                <w:sz w:val="18"/>
+                <w:vertAlign w:val="subscript"/>
+              </w:rPr>
+              <w:t>e</w:t>
+            </w:r>
+            <w:r>
+              <w:rPr>
+                <w:rFonts w:ascii="Arial" w:hAnsi="Arial" w:eastAsia="Arial" w:cs="Arial"/>
+                <w:b w:val="0"/>
+                <w:i w:val="0"/>
+                <w:sz w:val="18"/>
+              </w:rPr>
+              <w:t>, bukan σ</w:t>
+            </w:r>
+            <w:r>
+              <w:rPr>
+                <w:rFonts w:ascii="Arial" w:hAnsi="Arial" w:eastAsia="Arial" w:cs="Arial"/>
+                <w:b w:val="0"/>
+                <w:i w:val="0"/>
+                <w:sz w:val="18"/>
+                <w:vertAlign w:val="subscript"/>
+              </w:rPr>
+              <w:t>y</w:t>
             </w:r>
           </w:p>
         </w:tc>
@@ -6883,7 +7500,26 @@
                 <w:i w:val="0"/>
                 <w:sz w:val="18"/>
               </w:rPr>
-              <w:t>Tegangan bolak-balik jauh di bawah σ_y masih bisa meretakkan</w:t>
+              <w:t>Tegangan bolak-balik jauh di bawah σ</w:t>
+            </w:r>
+            <w:r>
+              <w:rPr>
+                <w:rFonts w:ascii="Arial" w:hAnsi="Arial" w:eastAsia="Arial" w:cs="Arial"/>
+                <w:b w:val="0"/>
+                <w:i w:val="0"/>
+                <w:sz w:val="18"/>
+                <w:vertAlign w:val="subscript"/>
+              </w:rPr>
+              <w:t>y</w:t>
+            </w:r>
+            <w:r>
+              <w:rPr>
+                <w:rFonts w:ascii="Arial" w:hAnsi="Arial" w:eastAsia="Arial" w:cs="Arial"/>
+                <w:b w:val="0"/>
+                <w:i w:val="0"/>
+                <w:sz w:val="18"/>
+              </w:rPr>
+              <w:t xml:space="preserve"> masih bisa meretakkan</w:t>
             </w:r>
           </w:p>
         </w:tc>
@@ -6923,7 +7559,45 @@
                 <w:i w:val="0"/>
                 <w:sz w:val="18"/>
               </w:rPr>
-              <w:t>SF_tekuk = P_cr/P ≥ 2–3</w:t>
+              <w:t>SF</w:t>
+            </w:r>
+            <w:r>
+              <w:rPr>
+                <w:rFonts w:ascii="Arial" w:hAnsi="Arial" w:eastAsia="Arial" w:cs="Arial"/>
+                <w:b w:val="0"/>
+                <w:i w:val="0"/>
+                <w:sz w:val="18"/>
+                <w:vertAlign w:val="subscript"/>
+              </w:rPr>
+              <w:t>tekuk</w:t>
+            </w:r>
+            <w:r>
+              <w:rPr>
+                <w:rFonts w:ascii="Arial" w:hAnsi="Arial" w:eastAsia="Arial" w:cs="Arial"/>
+                <w:b w:val="0"/>
+                <w:i w:val="0"/>
+                <w:sz w:val="18"/>
+              </w:rPr>
+              <w:t xml:space="preserve"> = P</w:t>
+            </w:r>
+            <w:r>
+              <w:rPr>
+                <w:rFonts w:ascii="Arial" w:hAnsi="Arial" w:eastAsia="Arial" w:cs="Arial"/>
+                <w:b w:val="0"/>
+                <w:i w:val="0"/>
+                <w:sz w:val="18"/>
+                <w:vertAlign w:val="subscript"/>
+              </w:rPr>
+              <w:t>cr</w:t>
+            </w:r>
+            <w:r>
+              <w:rPr>
+                <w:rFonts w:ascii="Arial" w:hAnsi="Arial" w:eastAsia="Arial" w:cs="Arial"/>
+                <w:b w:val="0"/>
+                <w:i w:val="0"/>
+                <w:sz w:val="18"/>
+              </w:rPr>
+              <w:t>/P ≥ 2–3</w:t>
             </w:r>
           </w:p>
         </w:tc>
@@ -6983,7 +7657,26 @@
           <w:i w:val="0"/>
           <w:sz w:val="22"/>
         </w:rPr>
-        <w:t xml:space="preserve">σ_y dibagi von Mises maksimum. Nilai dari FEM sedikit lebih rendah daripada dari rumus karena kontur menangkap efek 3D dan tumpuan; keduanya harus dilaporkan. </w:t>
+        <w:t>σ</w:t>
+      </w:r>
+      <w:r>
+        <w:rPr>
+          <w:rFonts w:ascii="Arial" w:hAnsi="Arial" w:eastAsia="Arial" w:cs="Arial"/>
+          <w:b w:val="0"/>
+          <w:i w:val="0"/>
+          <w:sz w:val="22"/>
+          <w:vertAlign w:val="subscript"/>
+        </w:rPr>
+        <w:t>y</w:t>
+      </w:r>
+      <w:r>
+        <w:rPr>
+          <w:rFonts w:ascii="Arial" w:hAnsi="Arial" w:eastAsia="Arial" w:cs="Arial"/>
+          <w:b w:val="0"/>
+          <w:i w:val="0"/>
+          <w:sz w:val="22"/>
+        </w:rPr>
+        <w:t xml:space="preserve"> dibagi von Mises maksimum. Nilai dari FEM sedikit lebih rendah daripada dari rumus karena kontur menangkap efek 3D dan tumpuan; keduanya harus dilaporkan. </w:t>
       </w:r>
       <w:r>
         <w:rPr>
@@ -6992,45 +7685,7 @@
           <w:i/>
           <w:sz w:val="22"/>
         </w:rPr>
-        <w:t>σ</w:t>
-      </w:r>
-      <w:r>
-        <w:rPr>
-          <w:rFonts w:ascii="Arial" w:hAnsi="Arial" w:eastAsia="Arial" w:cs="Arial"/>
-          <w:b w:val="0"/>
-          <w:i/>
-          <w:sz w:val="22"/>
-          <w:vertAlign w:val="subscript"/>
-        </w:rPr>
-        <w:t>y</w:t>
-      </w:r>
-      <w:r>
-        <w:rPr>
-          <w:rFonts w:ascii="Arial" w:hAnsi="Arial" w:eastAsia="Arial" w:cs="Arial"/>
-          <w:b w:val="0"/>
-          <w:i/>
-          <w:sz w:val="22"/>
-        </w:rPr>
-        <w:t xml:space="preserve"> / σ</w:t>
-      </w:r>
-      <w:r>
-        <w:rPr>
-          <w:rFonts w:ascii="Arial" w:hAnsi="Arial" w:eastAsia="Arial" w:cs="Arial"/>
-          <w:b w:val="0"/>
-          <w:i/>
-          <w:sz w:val="22"/>
-          <w:vertAlign w:val="subscript"/>
-        </w:rPr>
-        <w:t>v</w:t>
-      </w:r>
-      <w:r>
-        <w:rPr>
-          <w:rFonts w:ascii="Arial" w:hAnsi="Arial" w:eastAsia="Arial" w:cs="Arial"/>
-          <w:b w:val="0"/>
-          <w:i/>
-          <w:sz w:val="22"/>
-        </w:rPr>
-        <w:t>m</w:t>
+        <w:t>σy / σvm</w:t>
       </w:r>
     </w:p>
     <w:p>
@@ -7063,7 +7718,26 @@
           <w:i w:val="0"/>
           <w:sz w:val="22"/>
         </w:rPr>
-        <w:t xml:space="preserve">P_cr dibagi beban tekan yang bekerja; berlaku untuk kolom, batang tekan rangka, dan pelat tipis. Tegangan rendah bukan jaminan aman terhadap tekuk. </w:t>
+        <w:t>P</w:t>
+      </w:r>
+      <w:r>
+        <w:rPr>
+          <w:rFonts w:ascii="Arial" w:hAnsi="Arial" w:eastAsia="Arial" w:cs="Arial"/>
+          <w:b w:val="0"/>
+          <w:i w:val="0"/>
+          <w:sz w:val="22"/>
+          <w:vertAlign w:val="subscript"/>
+        </w:rPr>
+        <w:t>cr</w:t>
+      </w:r>
+      <w:r>
+        <w:rPr>
+          <w:rFonts w:ascii="Arial" w:hAnsi="Arial" w:eastAsia="Arial" w:cs="Arial"/>
+          <w:b w:val="0"/>
+          <w:i w:val="0"/>
+          <w:sz w:val="22"/>
+        </w:rPr>
+        <w:t xml:space="preserve"> dibagi beban tekan yang bekerja; berlaku untuk kolom, batang tekan rangka, dan pelat tipis. Tegangan rendah bukan jaminan aman terhadap tekuk. </w:t>
       </w:r>
       <w:r>
         <w:rPr>
@@ -7072,26 +7746,7 @@
           <w:i/>
           <w:sz w:val="22"/>
         </w:rPr>
-        <w:t>P</w:t>
-      </w:r>
-      <w:r>
-        <w:rPr>
-          <w:rFonts w:ascii="Arial" w:hAnsi="Arial" w:eastAsia="Arial" w:cs="Arial"/>
-          <w:b w:val="0"/>
-          <w:i/>
-          <w:sz w:val="22"/>
-          <w:vertAlign w:val="subscript"/>
-        </w:rPr>
-        <w:t>c</w:t>
-      </w:r>
-      <w:r>
-        <w:rPr>
-          <w:rFonts w:ascii="Arial" w:hAnsi="Arial" w:eastAsia="Arial" w:cs="Arial"/>
-          <w:b w:val="0"/>
-          <w:i/>
-          <w:sz w:val="22"/>
-        </w:rPr>
-        <w:t>r / P</w:t>
+        <w:t>Pcr / P</w:t>
       </w:r>
     </w:p>
     <w:p>
@@ -7124,7 +7779,26 @@
           <w:i w:val="0"/>
           <w:sz w:val="22"/>
         </w:rPr>
-        <w:t xml:space="preserve">δ_izin dibagi δ aktual. Bukan faktor keamanan dalam arti kegagalan material, tetapi kriteria layak-pakai yang sering lebih menentukan pada mesin presisi. </w:t>
+        <w:t>δ</w:t>
+      </w:r>
+      <w:r>
+        <w:rPr>
+          <w:rFonts w:ascii="Arial" w:hAnsi="Arial" w:eastAsia="Arial" w:cs="Arial"/>
+          <w:b w:val="0"/>
+          <w:i w:val="0"/>
+          <w:sz w:val="22"/>
+          <w:vertAlign w:val="subscript"/>
+        </w:rPr>
+        <w:t>izin</w:t>
+      </w:r>
+      <w:r>
+        <w:rPr>
+          <w:rFonts w:ascii="Arial" w:hAnsi="Arial" w:eastAsia="Arial" w:cs="Arial"/>
+          <w:b w:val="0"/>
+          <w:i w:val="0"/>
+          <w:sz w:val="22"/>
+        </w:rPr>
+        <w:t xml:space="preserve"> dibagi δ aktual. Bukan faktor keamanan dalam arti kegagalan material, tetapi kriteria layak-pakai yang sering lebih menentukan pada mesin presisi. </w:t>
       </w:r>
       <w:r>
         <w:rPr>
@@ -7133,26 +7807,7 @@
           <w:i/>
           <w:sz w:val="22"/>
         </w:rPr>
-        <w:t>δ</w:t>
-      </w:r>
-      <w:r>
-        <w:rPr>
-          <w:rFonts w:ascii="Arial" w:hAnsi="Arial" w:eastAsia="Arial" w:cs="Arial"/>
-          <w:b w:val="0"/>
-          <w:i/>
-          <w:sz w:val="22"/>
-          <w:vertAlign w:val="subscript"/>
-        </w:rPr>
-        <w:t>i</w:t>
-      </w:r>
-      <w:r>
-        <w:rPr>
-          <w:rFonts w:ascii="Arial" w:hAnsi="Arial" w:eastAsia="Arial" w:cs="Arial"/>
-          <w:b w:val="0"/>
-          <w:i/>
-          <w:sz w:val="22"/>
-        </w:rPr>
-        <w:t>zin / δ</w:t>
+        <w:t>δizin / δ</w:t>
       </w:r>
     </w:p>
     <w:p>
@@ -7176,16 +7831,54 @@
           <w:i w:val="0"/>
           <w:sz w:val="22"/>
         </w:rPr>
-        <w:t xml:space="preserve">Kt dan lelah: </w:t>
-      </w:r>
-      <w:r>
-        <w:rPr>
-          <w:rFonts w:ascii="Arial" w:hAnsi="Arial" w:eastAsia="Arial" w:cs="Arial"/>
-          <w:b w:val="0"/>
-          <w:i w:val="0"/>
-          <w:sz w:val="22"/>
-        </w:rPr>
-        <w:t xml:space="preserve">Pada beban berulang, konsentrasi tegangan (Kt) dan kekasaran permukaan menurunkan batas lelah; SF luluh statik yang besar tidak otomatis aman terhadap lelah (Modul 10 membahas perbaikan daerah kritis). </w:t>
+        <w:t>K</w:t>
+      </w:r>
+      <w:r>
+        <w:rPr>
+          <w:rFonts w:ascii="Arial" w:hAnsi="Arial" w:eastAsia="Arial" w:cs="Arial"/>
+          <w:b/>
+          <w:i w:val="0"/>
+          <w:sz w:val="22"/>
+          <w:vertAlign w:val="subscript"/>
+        </w:rPr>
+        <w:t>t</w:t>
+      </w:r>
+      <w:r>
+        <w:rPr>
+          <w:rFonts w:ascii="Arial" w:hAnsi="Arial" w:eastAsia="Arial" w:cs="Arial"/>
+          <w:b/>
+          <w:i w:val="0"/>
+          <w:sz w:val="22"/>
+        </w:rPr>
+        <w:t xml:space="preserve"> dan lelah: </w:t>
+      </w:r>
+      <w:r>
+        <w:rPr>
+          <w:rFonts w:ascii="Arial" w:hAnsi="Arial" w:eastAsia="Arial" w:cs="Arial"/>
+          <w:b w:val="0"/>
+          <w:i w:val="0"/>
+          <w:sz w:val="22"/>
+        </w:rPr>
+        <w:t>Pada beban berulang, konsentrasi tegangan (K</w:t>
+      </w:r>
+      <w:r>
+        <w:rPr>
+          <w:rFonts w:ascii="Arial" w:hAnsi="Arial" w:eastAsia="Arial" w:cs="Arial"/>
+          <w:b w:val="0"/>
+          <w:i w:val="0"/>
+          <w:sz w:val="22"/>
+          <w:vertAlign w:val="subscript"/>
+        </w:rPr>
+        <w:t>t</w:t>
+      </w:r>
+      <w:r>
+        <w:rPr>
+          <w:rFonts w:ascii="Arial" w:hAnsi="Arial" w:eastAsia="Arial" w:cs="Arial"/>
+          <w:b w:val="0"/>
+          <w:i w:val="0"/>
+          <w:sz w:val="22"/>
+        </w:rPr>
+        <w:t xml:space="preserve">) dan kekasaran permukaan menurunkan batas lelah; SF luluh statik yang besar tidak otomatis aman terhadap lelah (Modul 10 membahas perbaikan daerah kritis). </w:t>
       </w:r>
       <w:r>
         <w:rPr>
@@ -7194,17 +7887,7 @@
           <w:i/>
           <w:sz w:val="22"/>
         </w:rPr>
-        <w:t>σ</w:t>
-      </w:r>
-      <w:r>
-        <w:rPr>
-          <w:rFonts w:ascii="Arial" w:hAnsi="Arial" w:eastAsia="Arial" w:cs="Arial"/>
-          <w:b w:val="0"/>
-          <w:i/>
-          <w:sz w:val="22"/>
-          <w:vertAlign w:val="subscript"/>
-        </w:rPr>
-        <w:t>e</w:t>
+        <w:t>σe</w:t>
       </w:r>
     </w:p>
     <w:p>
@@ -7242,7 +7925,64 @@
           <w:i w:val="0"/>
           <w:sz w:val="21"/>
         </w:rPr>
-        <w:t xml:space="preserve"> ambil σ_vm,maks dari mesh yang sudah konvergen dan bukan dari sudut singular; sebutkan σ_y material yang benar-benar dipakai (S235: 235–250 MPa, bukan σ_ut 360–510 MPa); dan laporkan SF terkecil dari semua mode kegagalan (luluh, tekuk, defleksi), bukan rata-ratanya.</w:t>
+        <w:t xml:space="preserve"> ambil σ</w:t>
+      </w:r>
+      <w:r>
+        <w:rPr>
+          <w:rFonts w:ascii="Arial" w:hAnsi="Arial" w:eastAsia="Arial" w:cs="Arial"/>
+          <w:b w:val="0"/>
+          <w:i w:val="0"/>
+          <w:sz w:val="21"/>
+          <w:vertAlign w:val="subscript"/>
+        </w:rPr>
+        <w:t>vm,maks</w:t>
+      </w:r>
+      <w:r>
+        <w:rPr>
+          <w:rFonts w:ascii="Arial" w:hAnsi="Arial" w:eastAsia="Arial" w:cs="Arial"/>
+          <w:b w:val="0"/>
+          <w:i w:val="0"/>
+          <w:sz w:val="21"/>
+        </w:rPr>
+        <w:t xml:space="preserve"> dari mesh yang sudah konvergen dan bukan dari sudut singular; sebutkan σ</w:t>
+      </w:r>
+      <w:r>
+        <w:rPr>
+          <w:rFonts w:ascii="Arial" w:hAnsi="Arial" w:eastAsia="Arial" w:cs="Arial"/>
+          <w:b w:val="0"/>
+          <w:i w:val="0"/>
+          <w:sz w:val="21"/>
+          <w:vertAlign w:val="subscript"/>
+        </w:rPr>
+        <w:t>y</w:t>
+      </w:r>
+      <w:r>
+        <w:rPr>
+          <w:rFonts w:ascii="Arial" w:hAnsi="Arial" w:eastAsia="Arial" w:cs="Arial"/>
+          <w:b w:val="0"/>
+          <w:i w:val="0"/>
+          <w:sz w:val="21"/>
+        </w:rPr>
+        <w:t xml:space="preserve"> material yang benar-benar dipakai (S235: 235–250 MPa, bukan σ</w:t>
+      </w:r>
+      <w:r>
+        <w:rPr>
+          <w:rFonts w:ascii="Arial" w:hAnsi="Arial" w:eastAsia="Arial" w:cs="Arial"/>
+          <w:b w:val="0"/>
+          <w:i w:val="0"/>
+          <w:sz w:val="21"/>
+          <w:vertAlign w:val="subscript"/>
+        </w:rPr>
+        <w:t>ut</w:t>
+      </w:r>
+      <w:r>
+        <w:rPr>
+          <w:rFonts w:ascii="Arial" w:hAnsi="Arial" w:eastAsia="Arial" w:cs="Arial"/>
+          <w:b w:val="0"/>
+          <w:i w:val="0"/>
+          <w:sz w:val="21"/>
+        </w:rPr>
+        <w:t xml:space="preserve"> 360–510 MPa); dan laporkan SF terkecil dari semua mode kegagalan (luluh, tekuk, defleksi), bukan rata-ratanya.</w:t>
       </w:r>
     </w:p>
     <w:p>
@@ -7258,7 +7998,9 @@
           <w:color w:val="1F3864"/>
           <w:sz w:val="28"/>
         </w:rPr>
-        <w:t>KONVERGENSI MESH: HASIL YANG TIDAK BERGANTUNG UKURAN ELEMEN</w:t>
+        <w:t>KONVERGENSI MESH:</w:t>
+        <w:br/>
+        <w:t>HASIL YANG TIDAK BERGANTUNG UKURAN ELEMEN</w:t>
       </w:r>
     </w:p>
     <w:p>
@@ -7329,7 +8071,45 @@
           <w:i w:val="0"/>
           <w:sz w:val="20"/>
         </w:rPr>
-        <w:t>Gambar 5 — Konvergensi mesh pelat berlubang: tiga tingkat kehalusan dan grafik σ_maks terhadap jumlah elemen. Ukuran elemen 8 → 1 mm menaikkan jumlah elemen dari ≈ 900 ke ≈ 150.000; σ_maks naik dari 45,8 ke 53,3 MPa mendekati nilai analitis 53,83 MPa, dengan perubahan terakhir 1,5 %.</w:t>
+        <w:t>Gambar 5 — Konvergensi mesh pelat berlubang: tiga tingkat kehalusan dan grafik σ</w:t>
+      </w:r>
+      <w:r>
+        <w:rPr>
+          <w:rFonts w:ascii="Arial" w:hAnsi="Arial" w:eastAsia="Arial" w:cs="Arial"/>
+          <w:b/>
+          <w:i w:val="0"/>
+          <w:sz w:val="20"/>
+          <w:vertAlign w:val="subscript"/>
+        </w:rPr>
+        <w:t>maks</w:t>
+      </w:r>
+      <w:r>
+        <w:rPr>
+          <w:rFonts w:ascii="Arial" w:hAnsi="Arial" w:eastAsia="Arial" w:cs="Arial"/>
+          <w:b/>
+          <w:i w:val="0"/>
+          <w:sz w:val="20"/>
+        </w:rPr>
+        <w:t xml:space="preserve"> terhadap jumlah elemen. Ukuran elemen 8 → 1 mm menaikkan jumlah elemen dari ≈ 900 ke ≈ 150.000; σ</w:t>
+      </w:r>
+      <w:r>
+        <w:rPr>
+          <w:rFonts w:ascii="Arial" w:hAnsi="Arial" w:eastAsia="Arial" w:cs="Arial"/>
+          <w:b/>
+          <w:i w:val="0"/>
+          <w:sz w:val="20"/>
+          <w:vertAlign w:val="subscript"/>
+        </w:rPr>
+        <w:t>maks</w:t>
+      </w:r>
+      <w:r>
+        <w:rPr>
+          <w:rFonts w:ascii="Arial" w:hAnsi="Arial" w:eastAsia="Arial" w:cs="Arial"/>
+          <w:b/>
+          <w:i w:val="0"/>
+          <w:sz w:val="20"/>
+        </w:rPr>
+        <w:t xml:space="preserve"> naik dari 45,8 ke 53,3 MPa mendekati nilai analitis 53,83 MPa, dengan perubahan terakhir 1,5 %.</w:t>
       </w:r>
     </w:p>
     <w:p>
@@ -7345,7 +8125,7 @@
           <w:i w:val="0"/>
           <w:sz w:val="20"/>
         </w:rPr>
-        <w:t>Tabel 5. Ukuran elemen h (mm): Jumlah elemen (≈), σ_maks FEM (MPa), Perubahan terhadap tingkat sebelumnya, Kesalahan terhadap analitis.</w:t>
+        <w:t>Tabel 5. Ukuran elemen h (mm): Jumlah elemen (≈), σmaks FEM (MPa), Perubahan terhadap tingkat sebelumnya, Kesalahan terhadap analitis.</w:t>
       </w:r>
     </w:p>
     <w:tbl>
@@ -7419,7 +8199,26 @@
                 <w:i w:val="0"/>
                 <w:sz w:val="18"/>
               </w:rPr>
-              <w:t>σ_maks FEM (MPa)</w:t>
+              <w:t>σ</w:t>
+            </w:r>
+            <w:r>
+              <w:rPr>
+                <w:rFonts w:ascii="Arial" w:hAnsi="Arial" w:eastAsia="Arial" w:cs="Arial"/>
+                <w:b/>
+                <w:i w:val="0"/>
+                <w:sz w:val="18"/>
+                <w:vertAlign w:val="subscript"/>
+              </w:rPr>
+              <w:t>maks</w:t>
+            </w:r>
+            <w:r>
+              <w:rPr>
+                <w:rFonts w:ascii="Arial" w:hAnsi="Arial" w:eastAsia="Arial" w:cs="Arial"/>
+                <w:b/>
+                <w:i w:val="0"/>
+                <w:sz w:val="18"/>
+              </w:rPr>
+              <w:t xml:space="preserve"> FEM (MPa)</w:t>
             </w:r>
           </w:p>
         </w:tc>
@@ -8014,7 +8813,26 @@
           <w:i w:val="0"/>
           <w:sz w:val="22"/>
         </w:rPr>
-        <w:t xml:space="preserve">Konvergen bila perubahan besaran yang diamati (σ_maks, δ) antar dua tingkat &lt; 2–5 %, dan besaran itu bukan pada titik singular. Defleksi konvergen lebih cepat daripada tegangan. </w:t>
+        <w:t>Konvergen bila perubahan besaran yang diamati (σ</w:t>
+      </w:r>
+      <w:r>
+        <w:rPr>
+          <w:rFonts w:ascii="Arial" w:hAnsi="Arial" w:eastAsia="Arial" w:cs="Arial"/>
+          <w:b w:val="0"/>
+          <w:i w:val="0"/>
+          <w:sz w:val="22"/>
+          <w:vertAlign w:val="subscript"/>
+        </w:rPr>
+        <w:t>maks</w:t>
+      </w:r>
+      <w:r>
+        <w:rPr>
+          <w:rFonts w:ascii="Arial" w:hAnsi="Arial" w:eastAsia="Arial" w:cs="Arial"/>
+          <w:b w:val="0"/>
+          <w:i w:val="0"/>
+          <w:sz w:val="22"/>
+        </w:rPr>
+        <w:t xml:space="preserve">, δ) antar dua tingkat &lt; 2–5 %, dan besaran itu bukan pada titik singular. Defleksi konvergen lebih cepat daripada tegangan. </w:t>
       </w:r>
       <w:r>
         <w:rPr>
@@ -8039,7 +8857,28 @@
           <w:color w:val="2E4A7A"/>
           <w:sz w:val="24"/>
         </w:rPr>
-        <w:t>Animasi 2 — Konvergensi mesh: σ_maks terhadap jumlah elemen</w:t>
+        <w:t>Animasi 2 — Konvergensi mesh: σ</w:t>
+      </w:r>
+      <w:r>
+        <w:rPr>
+          <w:rFonts w:ascii="Arial" w:hAnsi="Arial" w:eastAsia="Arial" w:cs="Arial"/>
+          <w:b/>
+          <w:i w:val="0"/>
+          <w:color w:val="2E4A7A"/>
+          <w:sz w:val="24"/>
+          <w:vertAlign w:val="subscript"/>
+        </w:rPr>
+        <w:t>maks</w:t>
+      </w:r>
+      <w:r>
+        <w:rPr>
+          <w:rFonts w:ascii="Arial" w:hAnsi="Arial" w:eastAsia="Arial" w:cs="Arial"/>
+          <w:b/>
+          <w:i w:val="0"/>
+          <w:color w:val="2E4A7A"/>
+          <w:sz w:val="24"/>
+        </w:rPr>
+        <w:t xml:space="preserve"> terhadap jumlah elemen</w:t>
       </w:r>
     </w:p>
     <w:p>
@@ -8121,7 +8960,26 @@
           <w:i w:val="0"/>
           <w:sz w:val="21"/>
         </w:rPr>
-        <w:t xml:space="preserve"> bila σ_maks terus naik tiap kali mesh dihaluskan tanpa mendatar, periksa apakah lokasinya di sudut dalam tajam, beban titik, atau rusuk tumpuan: itu singularitas (Bagian 06). Menghaluskan mesh di situ hanya membuat angka makin besar; perbaiki modelnya (fillet, beban tersebar, tumpuan pada muka) atau evaluasi tegangan pada jarak tertentu dari titik singular.</w:t>
+        <w:t xml:space="preserve"> bila σ</w:t>
+      </w:r>
+      <w:r>
+        <w:rPr>
+          <w:rFonts w:ascii="Arial" w:hAnsi="Arial" w:eastAsia="Arial" w:cs="Arial"/>
+          <w:b w:val="0"/>
+          <w:i w:val="0"/>
+          <w:sz w:val="21"/>
+          <w:vertAlign w:val="subscript"/>
+        </w:rPr>
+        <w:t>maks</w:t>
+      </w:r>
+      <w:r>
+        <w:rPr>
+          <w:rFonts w:ascii="Arial" w:hAnsi="Arial" w:eastAsia="Arial" w:cs="Arial"/>
+          <w:b w:val="0"/>
+          <w:i w:val="0"/>
+          <w:sz w:val="21"/>
+        </w:rPr>
+        <w:t xml:space="preserve"> terus naik tiap kali mesh dihaluskan tanpa mendatar, periksa apakah lokasinya di sudut dalam tajam, beban titik, atau rusuk tumpuan: itu singularitas (Bagian 06). Menghaluskan mesh di situ hanya membuat angka makin besar; perbaiki modelnya (fillet, beban tersebar, tumpuan pada muka) atau evaluasi tegangan pada jarak tertentu dari titik singular.</w:t>
       </w:r>
     </w:p>
     <w:p>
@@ -8137,7 +8995,9 @@
           <w:color w:val="1F3864"/>
           <w:sz w:val="28"/>
         </w:rPr>
-        <w:t>KONSENTRASI TEGANGAN DAN DAERAH KRITIS</w:t>
+        <w:t>KONSENTRASI TEGANGAN</w:t>
+        <w:br/>
+        <w:t>DAN DAERAH KRITIS</w:t>
       </w:r>
     </w:p>
     <w:p>
@@ -8208,7 +9068,64 @@
           <w:i w:val="0"/>
           <w:sz w:val="20"/>
         </w:rPr>
-        <w:t>Gambar 6 — Pelat berlubang tarik: konsentrasi tegangan di tepi lubang dan tegangan nominal. Pelat W = 60, t = 5, lubang ⌀15, F = 5000 N: d/W = 0,25 memberi Kt = 2,422; σ_nom pada penampang bersih 22,22 MPa, sehingga σ_maks = 53,83 MPa di tepi lubang.</w:t>
+        <w:t>Gambar 6 — Pelat berlubang tarik: konsentrasi tegangan di tepi lubang dan tegangan nominal. Pelat W = 60, t = 5, lubang ⌀15, F = 5000 N: d/W = 0,25 memberi K</w:t>
+      </w:r>
+      <w:r>
+        <w:rPr>
+          <w:rFonts w:ascii="Arial" w:hAnsi="Arial" w:eastAsia="Arial" w:cs="Arial"/>
+          <w:b/>
+          <w:i w:val="0"/>
+          <w:sz w:val="20"/>
+          <w:vertAlign w:val="subscript"/>
+        </w:rPr>
+        <w:t>t</w:t>
+      </w:r>
+      <w:r>
+        <w:rPr>
+          <w:rFonts w:ascii="Arial" w:hAnsi="Arial" w:eastAsia="Arial" w:cs="Arial"/>
+          <w:b/>
+          <w:i w:val="0"/>
+          <w:sz w:val="20"/>
+        </w:rPr>
+        <w:t xml:space="preserve"> = 2,422; σ</w:t>
+      </w:r>
+      <w:r>
+        <w:rPr>
+          <w:rFonts w:ascii="Arial" w:hAnsi="Arial" w:eastAsia="Arial" w:cs="Arial"/>
+          <w:b/>
+          <w:i w:val="0"/>
+          <w:sz w:val="20"/>
+          <w:vertAlign w:val="subscript"/>
+        </w:rPr>
+        <w:t>nom</w:t>
+      </w:r>
+      <w:r>
+        <w:rPr>
+          <w:rFonts w:ascii="Arial" w:hAnsi="Arial" w:eastAsia="Arial" w:cs="Arial"/>
+          <w:b/>
+          <w:i w:val="0"/>
+          <w:sz w:val="20"/>
+        </w:rPr>
+        <w:t xml:space="preserve"> pada penampang bersih 22,22 MPa, sehingga σ</w:t>
+      </w:r>
+      <w:r>
+        <w:rPr>
+          <w:rFonts w:ascii="Arial" w:hAnsi="Arial" w:eastAsia="Arial" w:cs="Arial"/>
+          <w:b/>
+          <w:i w:val="0"/>
+          <w:sz w:val="20"/>
+          <w:vertAlign w:val="subscript"/>
+        </w:rPr>
+        <w:t>maks</w:t>
+      </w:r>
+      <w:r>
+        <w:rPr>
+          <w:rFonts w:ascii="Arial" w:hAnsi="Arial" w:eastAsia="Arial" w:cs="Arial"/>
+          <w:b/>
+          <w:i w:val="0"/>
+          <w:sz w:val="20"/>
+        </w:rPr>
+        <w:t xml:space="preserve"> = 53,83 MPa di tepi lubang.</w:t>
       </w:r>
     </w:p>
     <w:p>
@@ -8482,7 +9399,83 @@
           <w:i w:val="0"/>
           <w:sz w:val="22"/>
         </w:rPr>
-        <w:t xml:space="preserve"> — Lubang memaksa garis gaya mengalir memutar sehingga tegangan menumpuk di tepi lubang. Kt = 3 untuk pelat sangat lebar (solusi Kirsch) dan turun saat d/W membesar karena tegangan nominal sendiri sudah naik; polinom Peterson merangkum kurva eksperimental dan elastisitas untuk pelat lebar hingga. Bacaan Tugas 4 adalah σ_maks = Kt·σ_nom, pembanding von Mises FEM di tepi lubang dengan mesh halus.</w:t>
+        <w:t xml:space="preserve"> — Lubang memaksa garis gaya mengalir memutar sehingga tegangan menumpuk di tepi lubang. K</w:t>
+      </w:r>
+      <w:r>
+        <w:rPr>
+          <w:rFonts w:ascii="Arial" w:hAnsi="Arial" w:eastAsia="Arial" w:cs="Arial"/>
+          <w:b w:val="0"/>
+          <w:i w:val="0"/>
+          <w:sz w:val="22"/>
+          <w:vertAlign w:val="subscript"/>
+        </w:rPr>
+        <w:t>t</w:t>
+      </w:r>
+      <w:r>
+        <w:rPr>
+          <w:rFonts w:ascii="Arial" w:hAnsi="Arial" w:eastAsia="Arial" w:cs="Arial"/>
+          <w:b w:val="0"/>
+          <w:i w:val="0"/>
+          <w:sz w:val="22"/>
+        </w:rPr>
+        <w:t xml:space="preserve"> = 3 untuk pelat sangat lebar (solusi Kirsch) dan turun saat d/W membesar karena tegangan nominal sendiri sudah naik; polinom Peterson merangkum kurva eksperimental dan elastisitas untuk pelat lebar hingga. Bacaan Tugas 4 adalah σ</w:t>
+      </w:r>
+      <w:r>
+        <w:rPr>
+          <w:rFonts w:ascii="Arial" w:hAnsi="Arial" w:eastAsia="Arial" w:cs="Arial"/>
+          <w:b w:val="0"/>
+          <w:i w:val="0"/>
+          <w:sz w:val="22"/>
+          <w:vertAlign w:val="subscript"/>
+        </w:rPr>
+        <w:t>maks</w:t>
+      </w:r>
+      <w:r>
+        <w:rPr>
+          <w:rFonts w:ascii="Arial" w:hAnsi="Arial" w:eastAsia="Arial" w:cs="Arial"/>
+          <w:b w:val="0"/>
+          <w:i w:val="0"/>
+          <w:sz w:val="22"/>
+        </w:rPr>
+        <w:t xml:space="preserve"> = K</w:t>
+      </w:r>
+      <w:r>
+        <w:rPr>
+          <w:rFonts w:ascii="Arial" w:hAnsi="Arial" w:eastAsia="Arial" w:cs="Arial"/>
+          <w:b w:val="0"/>
+          <w:i w:val="0"/>
+          <w:sz w:val="22"/>
+          <w:vertAlign w:val="subscript"/>
+        </w:rPr>
+        <w:t>t</w:t>
+      </w:r>
+      <w:r>
+        <w:rPr>
+          <w:rFonts w:ascii="Arial" w:hAnsi="Arial" w:eastAsia="Arial" w:cs="Arial"/>
+          <w:b w:val="0"/>
+          <w:i w:val="0"/>
+          <w:sz w:val="22"/>
+        </w:rPr>
+        <w:t>·σ</w:t>
+      </w:r>
+      <w:r>
+        <w:rPr>
+          <w:rFonts w:ascii="Arial" w:hAnsi="Arial" w:eastAsia="Arial" w:cs="Arial"/>
+          <w:b w:val="0"/>
+          <w:i w:val="0"/>
+          <w:sz w:val="22"/>
+          <w:vertAlign w:val="subscript"/>
+        </w:rPr>
+        <w:t>nom</w:t>
+      </w:r>
+      <w:r>
+        <w:rPr>
+          <w:rFonts w:ascii="Arial" w:hAnsi="Arial" w:eastAsia="Arial" w:cs="Arial"/>
+          <w:b w:val="0"/>
+          <w:i w:val="0"/>
+          <w:sz w:val="22"/>
+        </w:rPr>
+        <w:t>, pembanding von Mises FEM di tepi lubang dengan mesh halus.</w:t>
       </w:r>
     </w:p>
     <w:p>
@@ -8683,7 +9676,7 @@
           <w:i w:val="0"/>
           <w:sz w:val="20"/>
         </w:rPr>
-        <w:t>Tabel 6. d/W: Kt (Peterson), σ_nom / (F/(W·t)), Catatan.</w:t>
+        <w:t>Tabel 6. d/W: Kt (Peterson), σnom / (F/(W·t)), Catatan.</w:t>
       </w:r>
     </w:p>
     <w:tbl>
@@ -8736,7 +9729,26 @@
                 <w:i w:val="0"/>
                 <w:sz w:val="18"/>
               </w:rPr>
-              <w:t>Kt (Peterson)</w:t>
+              <w:t>K</w:t>
+            </w:r>
+            <w:r>
+              <w:rPr>
+                <w:rFonts w:ascii="Arial" w:hAnsi="Arial" w:eastAsia="Arial" w:cs="Arial"/>
+                <w:b/>
+                <w:i w:val="0"/>
+                <w:sz w:val="18"/>
+                <w:vertAlign w:val="subscript"/>
+              </w:rPr>
+              <w:t>t</w:t>
+            </w:r>
+            <w:r>
+              <w:rPr>
+                <w:rFonts w:ascii="Arial" w:hAnsi="Arial" w:eastAsia="Arial" w:cs="Arial"/>
+                <w:b/>
+                <w:i w:val="0"/>
+                <w:sz w:val="18"/>
+              </w:rPr>
+              <w:t xml:space="preserve"> (Peterson)</w:t>
             </w:r>
           </w:p>
         </w:tc>
@@ -8756,7 +9768,26 @@
                 <w:i w:val="0"/>
                 <w:sz w:val="18"/>
               </w:rPr>
-              <w:t>σ_nom / (F/(W·t))</w:t>
+              <w:t>σ</w:t>
+            </w:r>
+            <w:r>
+              <w:rPr>
+                <w:rFonts w:ascii="Arial" w:hAnsi="Arial" w:eastAsia="Arial" w:cs="Arial"/>
+                <w:b/>
+                <w:i w:val="0"/>
+                <w:sz w:val="18"/>
+                <w:vertAlign w:val="subscript"/>
+              </w:rPr>
+              <w:t>nom</w:t>
+            </w:r>
+            <w:r>
+              <w:rPr>
+                <w:rFonts w:ascii="Arial" w:hAnsi="Arial" w:eastAsia="Arial" w:cs="Arial"/>
+                <w:b/>
+                <w:i w:val="0"/>
+                <w:sz w:val="18"/>
+              </w:rPr>
+              <w:t xml:space="preserve"> / (F/(W·t))</w:t>
             </w:r>
           </w:p>
         </w:tc>
@@ -8854,7 +9885,26 @@
                 <w:i w:val="0"/>
                 <w:sz w:val="18"/>
               </w:rPr>
-              <w:t>Mendekati solusi Kirsch Kt = 3</w:t>
+              <w:t>Mendekati solusi Kirsch K</w:t>
+            </w:r>
+            <w:r>
+              <w:rPr>
+                <w:rFonts w:ascii="Arial" w:hAnsi="Arial" w:eastAsia="Arial" w:cs="Arial"/>
+                <w:b w:val="0"/>
+                <w:i w:val="0"/>
+                <w:sz w:val="18"/>
+                <w:vertAlign w:val="subscript"/>
+              </w:rPr>
+              <w:t>t</w:t>
+            </w:r>
+            <w:r>
+              <w:rPr>
+                <w:rFonts w:ascii="Arial" w:hAnsi="Arial" w:eastAsia="Arial" w:cs="Arial"/>
+                <w:b w:val="0"/>
+                <w:i w:val="0"/>
+                <w:sz w:val="18"/>
+              </w:rPr>
+              <w:t xml:space="preserve"> = 3</w:t>
             </w:r>
           </w:p>
         </w:tc>
@@ -9244,7 +10294,45 @@
                 <w:i w:val="0"/>
                 <w:sz w:val="18"/>
               </w:rPr>
-              <w:t>Kt kecil, tetapi σ_nom sudah dua kali lipat</w:t>
+              <w:t>K</w:t>
+            </w:r>
+            <w:r>
+              <w:rPr>
+                <w:rFonts w:ascii="Arial" w:hAnsi="Arial" w:eastAsia="Arial" w:cs="Arial"/>
+                <w:b w:val="0"/>
+                <w:i w:val="0"/>
+                <w:sz w:val="18"/>
+                <w:vertAlign w:val="subscript"/>
+              </w:rPr>
+              <w:t>t</w:t>
+            </w:r>
+            <w:r>
+              <w:rPr>
+                <w:rFonts w:ascii="Arial" w:hAnsi="Arial" w:eastAsia="Arial" w:cs="Arial"/>
+                <w:b w:val="0"/>
+                <w:i w:val="0"/>
+                <w:sz w:val="18"/>
+              </w:rPr>
+              <w:t xml:space="preserve"> kecil, tetapi σ</w:t>
+            </w:r>
+            <w:r>
+              <w:rPr>
+                <w:rFonts w:ascii="Arial" w:hAnsi="Arial" w:eastAsia="Arial" w:cs="Arial"/>
+                <w:b w:val="0"/>
+                <w:i w:val="0"/>
+                <w:sz w:val="18"/>
+                <w:vertAlign w:val="subscript"/>
+              </w:rPr>
+              <w:t>nom</w:t>
+            </w:r>
+            <w:r>
+              <w:rPr>
+                <w:rFonts w:ascii="Arial" w:hAnsi="Arial" w:eastAsia="Arial" w:cs="Arial"/>
+                <w:b w:val="0"/>
+                <w:i w:val="0"/>
+                <w:sz w:val="18"/>
+              </w:rPr>
+              <w:t xml:space="preserve"> sudah dua kali lipat</w:t>
             </w:r>
           </w:p>
         </w:tc>
@@ -9268,7 +10356,28 @@
           <w:color w:val="2E4A7A"/>
           <w:sz w:val="24"/>
         </w:rPr>
-        <w:t>Animasi 3 — Kt pelat berlubang terhadap d/W</w:t>
+        <w:t>Animasi 3 — K</w:t>
+      </w:r>
+      <w:r>
+        <w:rPr>
+          <w:rFonts w:ascii="Arial" w:hAnsi="Arial" w:eastAsia="Arial" w:cs="Arial"/>
+          <w:b/>
+          <w:i w:val="0"/>
+          <w:color w:val="2E4A7A"/>
+          <w:sz w:val="24"/>
+          <w:vertAlign w:val="subscript"/>
+        </w:rPr>
+        <w:t>t</w:t>
+      </w:r>
+      <w:r>
+        <w:rPr>
+          <w:rFonts w:ascii="Arial" w:hAnsi="Arial" w:eastAsia="Arial" w:cs="Arial"/>
+          <w:b/>
+          <w:i w:val="0"/>
+          <w:color w:val="2E4A7A"/>
+          <w:sz w:val="24"/>
+        </w:rPr>
+        <w:t xml:space="preserve"> pelat berlubang terhadap d/W</w:t>
       </w:r>
     </w:p>
     <w:p>
@@ -9312,7 +10421,83 @@
           <w:i w:val="0"/>
           <w:sz w:val="21"/>
         </w:rPr>
-        <w:t xml:space="preserve"> lubang membesar-mengecil (PAUSE menahan d dari slider) sementara titik pada kurva Kt(d/W) ikut bergeser; distribusi merah pada penampang bersih memuncak di tepi lubang. Kt turun saat d/W naik, tetapi σ_nom naik lebih cepat sehingga σ_maks tetap membesar; tebal t = 5 mm.</w:t>
+        <w:t xml:space="preserve"> lubang membesar-mengecil (PAUSE menahan d dari slider) sementara titik pada kurva K</w:t>
+      </w:r>
+      <w:r>
+        <w:rPr>
+          <w:rFonts w:ascii="Arial" w:hAnsi="Arial" w:eastAsia="Arial" w:cs="Arial"/>
+          <w:b w:val="0"/>
+          <w:i w:val="0"/>
+          <w:sz w:val="21"/>
+          <w:vertAlign w:val="subscript"/>
+        </w:rPr>
+        <w:t>t</w:t>
+      </w:r>
+      <w:r>
+        <w:rPr>
+          <w:rFonts w:ascii="Arial" w:hAnsi="Arial" w:eastAsia="Arial" w:cs="Arial"/>
+          <w:b w:val="0"/>
+          <w:i w:val="0"/>
+          <w:sz w:val="21"/>
+        </w:rPr>
+        <w:t>(d/W) ikut bergeser; distribusi merah pada penampang bersih memuncak di tepi lubang. K</w:t>
+      </w:r>
+      <w:r>
+        <w:rPr>
+          <w:rFonts w:ascii="Arial" w:hAnsi="Arial" w:eastAsia="Arial" w:cs="Arial"/>
+          <w:b w:val="0"/>
+          <w:i w:val="0"/>
+          <w:sz w:val="21"/>
+          <w:vertAlign w:val="subscript"/>
+        </w:rPr>
+        <w:t>t</w:t>
+      </w:r>
+      <w:r>
+        <w:rPr>
+          <w:rFonts w:ascii="Arial" w:hAnsi="Arial" w:eastAsia="Arial" w:cs="Arial"/>
+          <w:b w:val="0"/>
+          <w:i w:val="0"/>
+          <w:sz w:val="21"/>
+        </w:rPr>
+        <w:t xml:space="preserve"> turun saat d/W naik, tetapi σ</w:t>
+      </w:r>
+      <w:r>
+        <w:rPr>
+          <w:rFonts w:ascii="Arial" w:hAnsi="Arial" w:eastAsia="Arial" w:cs="Arial"/>
+          <w:b w:val="0"/>
+          <w:i w:val="0"/>
+          <w:sz w:val="21"/>
+          <w:vertAlign w:val="subscript"/>
+        </w:rPr>
+        <w:t>nom</w:t>
+      </w:r>
+      <w:r>
+        <w:rPr>
+          <w:rFonts w:ascii="Arial" w:hAnsi="Arial" w:eastAsia="Arial" w:cs="Arial"/>
+          <w:b w:val="0"/>
+          <w:i w:val="0"/>
+          <w:sz w:val="21"/>
+        </w:rPr>
+        <w:t xml:space="preserve"> naik lebih cepat sehingga σ</w:t>
+      </w:r>
+      <w:r>
+        <w:rPr>
+          <w:rFonts w:ascii="Arial" w:hAnsi="Arial" w:eastAsia="Arial" w:cs="Arial"/>
+          <w:b w:val="0"/>
+          <w:i w:val="0"/>
+          <w:sz w:val="21"/>
+          <w:vertAlign w:val="subscript"/>
+        </w:rPr>
+        <w:t>maks</w:t>
+      </w:r>
+      <w:r>
+        <w:rPr>
+          <w:rFonts w:ascii="Arial" w:hAnsi="Arial" w:eastAsia="Arial" w:cs="Arial"/>
+          <w:b w:val="0"/>
+          <w:i w:val="0"/>
+          <w:sz w:val="21"/>
+        </w:rPr>
+        <w:t xml:space="preserve"> tetap membesar; tebal t = 5 mm.</w:t>
       </w:r>
     </w:p>
     <w:p>
@@ -9567,7 +10752,102 @@
           <w:i w:val="0"/>
           <w:sz w:val="22"/>
         </w:rPr>
-        <w:t xml:space="preserve"> — Kolom langsing yang ditekan tidak gagal karena luluh, melainkan menekuk ke samping pada sumbu inersia terkecil ketika beban mencapai P_cr; tegangannya saat itu P_cr/A bisa jauh di bawah σ_y, sehingga kontur von Mises statik terlihat aman. FEM memerlukan analisis Buckling (CalculiX) yang memberi buckling factor: P_cr ≈ faktor × beban yang dipasang. Bacaan Tugas 5 adalah P_cr Euler sebagai pembanding faktor itu.</w:t>
+        <w:t xml:space="preserve"> — Kolom langsing yang ditekan tidak gagal karena luluh, melainkan menekuk ke samping pada sumbu inersia terkecil ketika beban mencapai P</w:t>
+      </w:r>
+      <w:r>
+        <w:rPr>
+          <w:rFonts w:ascii="Arial" w:hAnsi="Arial" w:eastAsia="Arial" w:cs="Arial"/>
+          <w:b w:val="0"/>
+          <w:i w:val="0"/>
+          <w:sz w:val="22"/>
+          <w:vertAlign w:val="subscript"/>
+        </w:rPr>
+        <w:t>cr</w:t>
+      </w:r>
+      <w:r>
+        <w:rPr>
+          <w:rFonts w:ascii="Arial" w:hAnsi="Arial" w:eastAsia="Arial" w:cs="Arial"/>
+          <w:b w:val="0"/>
+          <w:i w:val="0"/>
+          <w:sz w:val="22"/>
+        </w:rPr>
+        <w:t>; tegangannya saat itu P</w:t>
+      </w:r>
+      <w:r>
+        <w:rPr>
+          <w:rFonts w:ascii="Arial" w:hAnsi="Arial" w:eastAsia="Arial" w:cs="Arial"/>
+          <w:b w:val="0"/>
+          <w:i w:val="0"/>
+          <w:sz w:val="22"/>
+          <w:vertAlign w:val="subscript"/>
+        </w:rPr>
+        <w:t>cr</w:t>
+      </w:r>
+      <w:r>
+        <w:rPr>
+          <w:rFonts w:ascii="Arial" w:hAnsi="Arial" w:eastAsia="Arial" w:cs="Arial"/>
+          <w:b w:val="0"/>
+          <w:i w:val="0"/>
+          <w:sz w:val="22"/>
+        </w:rPr>
+        <w:t>/A bisa jauh di bawah σ</w:t>
+      </w:r>
+      <w:r>
+        <w:rPr>
+          <w:rFonts w:ascii="Arial" w:hAnsi="Arial" w:eastAsia="Arial" w:cs="Arial"/>
+          <w:b w:val="0"/>
+          <w:i w:val="0"/>
+          <w:sz w:val="22"/>
+          <w:vertAlign w:val="subscript"/>
+        </w:rPr>
+        <w:t>y</w:t>
+      </w:r>
+      <w:r>
+        <w:rPr>
+          <w:rFonts w:ascii="Arial" w:hAnsi="Arial" w:eastAsia="Arial" w:cs="Arial"/>
+          <w:b w:val="0"/>
+          <w:i w:val="0"/>
+          <w:sz w:val="22"/>
+        </w:rPr>
+        <w:t>, sehingga kontur von Mises statik terlihat aman. FEM memerlukan analisis Buckling (CalculiX) yang memberi buckling factor: P</w:t>
+      </w:r>
+      <w:r>
+        <w:rPr>
+          <w:rFonts w:ascii="Arial" w:hAnsi="Arial" w:eastAsia="Arial" w:cs="Arial"/>
+          <w:b w:val="0"/>
+          <w:i w:val="0"/>
+          <w:sz w:val="22"/>
+          <w:vertAlign w:val="subscript"/>
+        </w:rPr>
+        <w:t>cr</w:t>
+      </w:r>
+      <w:r>
+        <w:rPr>
+          <w:rFonts w:ascii="Arial" w:hAnsi="Arial" w:eastAsia="Arial" w:cs="Arial"/>
+          <w:b w:val="0"/>
+          <w:i w:val="0"/>
+          <w:sz w:val="22"/>
+        </w:rPr>
+        <w:t xml:space="preserve"> ≈ faktor × beban yang dipasang. Bacaan Tugas 5 adalah P</w:t>
+      </w:r>
+      <w:r>
+        <w:rPr>
+          <w:rFonts w:ascii="Arial" w:hAnsi="Arial" w:eastAsia="Arial" w:cs="Arial"/>
+          <w:b w:val="0"/>
+          <w:i w:val="0"/>
+          <w:sz w:val="22"/>
+          <w:vertAlign w:val="subscript"/>
+        </w:rPr>
+        <w:t>cr</w:t>
+      </w:r>
+      <w:r>
+        <w:rPr>
+          <w:rFonts w:ascii="Arial" w:hAnsi="Arial" w:eastAsia="Arial" w:cs="Arial"/>
+          <w:b w:val="0"/>
+          <w:i w:val="0"/>
+          <w:sz w:val="22"/>
+        </w:rPr>
+        <w:t xml:space="preserve"> Euler sebagai pembanding faktor itu.</w:t>
       </w:r>
     </w:p>
     <w:p>
@@ -9822,7 +11102,64 @@
           <w:i w:val="0"/>
           <w:sz w:val="21"/>
         </w:rPr>
-        <w:t xml:space="preserve"> beban naik perlahan dari nol ke P (PAUSE menahan P dari slider); kolom tetap lurus selama P &lt; P_cr dan melengkung sinusoidal begitu P melampaui P_cr = π²EI/L² (lebar b = 20 mm). Perhatikan tegangan P/A yang masih kecil saat tekuk terjadi; memperpendek L atau menebalkan h menaikkan P_cr kuadratis dan kubik.</w:t>
+        <w:t xml:space="preserve"> beban naik perlahan dari nol ke P (PAUSE menahan P dari slider); kolom tetap lurus selama P &lt; P</w:t>
+      </w:r>
+      <w:r>
+        <w:rPr>
+          <w:rFonts w:ascii="Arial" w:hAnsi="Arial" w:eastAsia="Arial" w:cs="Arial"/>
+          <w:b w:val="0"/>
+          <w:i w:val="0"/>
+          <w:sz w:val="21"/>
+          <w:vertAlign w:val="subscript"/>
+        </w:rPr>
+        <w:t>cr</w:t>
+      </w:r>
+      <w:r>
+        <w:rPr>
+          <w:rFonts w:ascii="Arial" w:hAnsi="Arial" w:eastAsia="Arial" w:cs="Arial"/>
+          <w:b w:val="0"/>
+          <w:i w:val="0"/>
+          <w:sz w:val="21"/>
+        </w:rPr>
+        <w:t xml:space="preserve"> dan melengkung sinusoidal begitu P melampaui P</w:t>
+      </w:r>
+      <w:r>
+        <w:rPr>
+          <w:rFonts w:ascii="Arial" w:hAnsi="Arial" w:eastAsia="Arial" w:cs="Arial"/>
+          <w:b w:val="0"/>
+          <w:i w:val="0"/>
+          <w:sz w:val="21"/>
+          <w:vertAlign w:val="subscript"/>
+        </w:rPr>
+        <w:t>cr</w:t>
+      </w:r>
+      <w:r>
+        <w:rPr>
+          <w:rFonts w:ascii="Arial" w:hAnsi="Arial" w:eastAsia="Arial" w:cs="Arial"/>
+          <w:b w:val="0"/>
+          <w:i w:val="0"/>
+          <w:sz w:val="21"/>
+        </w:rPr>
+        <w:t xml:space="preserve"> = π²EI/L² (lebar b = 20 mm). Perhatikan tegangan P/A yang masih kecil saat tekuk terjadi; memperpendek L atau menebalkan h menaikkan P</w:t>
+      </w:r>
+      <w:r>
+        <w:rPr>
+          <w:rFonts w:ascii="Arial" w:hAnsi="Arial" w:eastAsia="Arial" w:cs="Arial"/>
+          <w:b w:val="0"/>
+          <w:i w:val="0"/>
+          <w:sz w:val="21"/>
+          <w:vertAlign w:val="subscript"/>
+        </w:rPr>
+        <w:t>cr</w:t>
+      </w:r>
+      <w:r>
+        <w:rPr>
+          <w:rFonts w:ascii="Arial" w:hAnsi="Arial" w:eastAsia="Arial" w:cs="Arial"/>
+          <w:b w:val="0"/>
+          <w:i w:val="0"/>
+          <w:sz w:val="21"/>
+        </w:rPr>
+        <w:t xml:space="preserve"> kuadratis dan kubik.</w:t>
       </w:r>
     </w:p>
     <w:p>
@@ -9860,7 +11197,45 @@
           <w:i w:val="0"/>
           <w:sz w:val="21"/>
         </w:rPr>
-        <w:t xml:space="preserve"> tepi lubang dan alur (Kt 2–3), bahu poros dan sudut dalam tanpa fillet (Kt bisa &gt; 3, singular bila radius nol), muka jepitan dan titik beban (efek tumpuan), batang tekan langsing dan pelat tipis (tekuk), serta sambungan las/baut (tegangan sekunder). Modul 10 membahas cara memperbaikinya: fillet, rusuk, penebalan lokal, dan pemilihan material.</w:t>
+        <w:t xml:space="preserve"> tepi lubang dan alur (K</w:t>
+      </w:r>
+      <w:r>
+        <w:rPr>
+          <w:rFonts w:ascii="Arial" w:hAnsi="Arial" w:eastAsia="Arial" w:cs="Arial"/>
+          <w:b w:val="0"/>
+          <w:i w:val="0"/>
+          <w:sz w:val="21"/>
+          <w:vertAlign w:val="subscript"/>
+        </w:rPr>
+        <w:t>t</w:t>
+      </w:r>
+      <w:r>
+        <w:rPr>
+          <w:rFonts w:ascii="Arial" w:hAnsi="Arial" w:eastAsia="Arial" w:cs="Arial"/>
+          <w:b w:val="0"/>
+          <w:i w:val="0"/>
+          <w:sz w:val="21"/>
+        </w:rPr>
+        <w:t xml:space="preserve"> 2–3), bahu poros dan sudut dalam tanpa fillet (K</w:t>
+      </w:r>
+      <w:r>
+        <w:rPr>
+          <w:rFonts w:ascii="Arial" w:hAnsi="Arial" w:eastAsia="Arial" w:cs="Arial"/>
+          <w:b w:val="0"/>
+          <w:i w:val="0"/>
+          <w:sz w:val="21"/>
+          <w:vertAlign w:val="subscript"/>
+        </w:rPr>
+        <w:t>t</w:t>
+      </w:r>
+      <w:r>
+        <w:rPr>
+          <w:rFonts w:ascii="Arial" w:hAnsi="Arial" w:eastAsia="Arial" w:cs="Arial"/>
+          <w:b w:val="0"/>
+          <w:i w:val="0"/>
+          <w:sz w:val="21"/>
+        </w:rPr>
+        <w:t xml:space="preserve"> bisa &gt; 3, singular bila radius nol), muka jepitan dan titik beban (efek tumpuan), batang tekan langsing dan pelat tipis (tekuk), serta sambungan las/baut (tegangan sekunder). Modul 10 membahas cara memperbaikinya: fillet, rusuk, penebalan lokal, dan pemilihan material.</w:t>
       </w:r>
     </w:p>
     <w:p>
@@ -9876,7 +11251,9 @@
           <w:color w:val="1F3864"/>
           <w:sz w:val="28"/>
         </w:rPr>
-        <w:t>VALIDASI ANALITIS VS FEM: KESALAHAN RELATIF</w:t>
+        <w:t>VALIDASI ANALITIS VS FEM:</w:t>
+        <w:br/>
+        <w:t>KESALAHAN RELATIF</w:t>
       </w:r>
     </w:p>
     <w:p>
@@ -10008,7 +11385,45 @@
           <w:i w:val="0"/>
           <w:sz w:val="22"/>
         </w:rPr>
-        <w:t>x = besaran yang dibandingkan (σ_maks, δ, P_cr). Contoh kantilever: e</w:t>
+        <w:t>x = besaran yang dibandingkan (σ</w:t>
+      </w:r>
+      <w:r>
+        <w:rPr>
+          <w:rFonts w:ascii="Arial" w:hAnsi="Arial" w:eastAsia="Arial" w:cs="Arial"/>
+          <w:b w:val="0"/>
+          <w:i w:val="0"/>
+          <w:sz w:val="22"/>
+          <w:vertAlign w:val="subscript"/>
+        </w:rPr>
+        <w:t>maks</w:t>
+      </w:r>
+      <w:r>
+        <w:rPr>
+          <w:rFonts w:ascii="Arial" w:hAnsi="Arial" w:eastAsia="Arial" w:cs="Arial"/>
+          <w:b w:val="0"/>
+          <w:i w:val="0"/>
+          <w:sz w:val="22"/>
+        </w:rPr>
+        <w:t>, δ, P</w:t>
+      </w:r>
+      <w:r>
+        <w:rPr>
+          <w:rFonts w:ascii="Arial" w:hAnsi="Arial" w:eastAsia="Arial" w:cs="Arial"/>
+          <w:b w:val="0"/>
+          <w:i w:val="0"/>
+          <w:sz w:val="22"/>
+          <w:vertAlign w:val="subscript"/>
+        </w:rPr>
+        <w:t>cr</w:t>
+      </w:r>
+      <w:r>
+        <w:rPr>
+          <w:rFonts w:ascii="Arial" w:hAnsi="Arial" w:eastAsia="Arial" w:cs="Arial"/>
+          <w:b w:val="0"/>
+          <w:i w:val="0"/>
+          <w:sz w:val="22"/>
+        </w:rPr>
+        <w:t>). Contoh kantilever: e</w:t>
       </w:r>
       <w:r>
         <w:rPr>
@@ -10340,7 +11755,26 @@
                 <w:i w:val="0"/>
                 <w:sz w:val="18"/>
               </w:rPr>
-              <w:t>σ_maks kantilever 20 × 20, L 200, 500 N</w:t>
+              <w:t>σ</w:t>
+            </w:r>
+            <w:r>
+              <w:rPr>
+                <w:rFonts w:ascii="Arial" w:hAnsi="Arial" w:eastAsia="Arial" w:cs="Arial"/>
+                <w:b w:val="0"/>
+                <w:i w:val="0"/>
+                <w:sz w:val="18"/>
+                <w:vertAlign w:val="subscript"/>
+              </w:rPr>
+              <w:t>maks</w:t>
+            </w:r>
+            <w:r>
+              <w:rPr>
+                <w:rFonts w:ascii="Arial" w:hAnsi="Arial" w:eastAsia="Arial" w:cs="Arial"/>
+                <w:b w:val="0"/>
+                <w:i w:val="0"/>
+                <w:sz w:val="18"/>
+              </w:rPr>
+              <w:t xml:space="preserve"> kantilever 20 × 20, L 200, 500 N</w:t>
             </w:r>
           </w:p>
         </w:tc>
@@ -10631,7 +12065,26 @@
                 <w:i w:val="0"/>
                 <w:sz w:val="18"/>
               </w:rPr>
-              <w:t>σ_maks pelat berlubang d/W = 0,25</w:t>
+              <w:t>σ</w:t>
+            </w:r>
+            <w:r>
+              <w:rPr>
+                <w:rFonts w:ascii="Arial" w:hAnsi="Arial" w:eastAsia="Arial" w:cs="Arial"/>
+                <w:b w:val="0"/>
+                <w:i w:val="0"/>
+                <w:sz w:val="18"/>
+                <w:vertAlign w:val="subscript"/>
+              </w:rPr>
+              <w:t>maks</w:t>
+            </w:r>
+            <w:r>
+              <w:rPr>
+                <w:rFonts w:ascii="Arial" w:hAnsi="Arial" w:eastAsia="Arial" w:cs="Arial"/>
+                <w:b w:val="0"/>
+                <w:i w:val="0"/>
+                <w:sz w:val="18"/>
+              </w:rPr>
+              <w:t xml:space="preserve"> pelat berlubang d/W = 0,25</w:t>
             </w:r>
           </w:p>
         </w:tc>
@@ -10728,7 +12181,26 @@
                 <w:i w:val="0"/>
                 <w:sz w:val="18"/>
               </w:rPr>
-              <w:t>P_cr kolom 20 × 10, L 500</w:t>
+              <w:t>P</w:t>
+            </w:r>
+            <w:r>
+              <w:rPr>
+                <w:rFonts w:ascii="Arial" w:hAnsi="Arial" w:eastAsia="Arial" w:cs="Arial"/>
+                <w:b w:val="0"/>
+                <w:i w:val="0"/>
+                <w:sz w:val="18"/>
+                <w:vertAlign w:val="subscript"/>
+              </w:rPr>
+              <w:t>cr</w:t>
+            </w:r>
+            <w:r>
+              <w:rPr>
+                <w:rFonts w:ascii="Arial" w:hAnsi="Arial" w:eastAsia="Arial" w:cs="Arial"/>
+                <w:b w:val="0"/>
+                <w:i w:val="0"/>
+                <w:sz w:val="18"/>
+              </w:rPr>
+              <w:t xml:space="preserve"> kolom 20 × 10, L 500</w:t>
             </w:r>
           </w:p>
         </w:tc>
@@ -10929,7 +12401,64 @@
           <w:i w:val="0"/>
           <w:sz w:val="22"/>
         </w:rPr>
-        <w:t xml:space="preserve">Rumus balok mengabaikan geser dan efek 3D; Kt Peterson berlaku untuk pelat lebar hingga dengan lubang di tengah; Euler berlaku untuk tekuk elastis (σ_cr &lt; σ_y). Di luar itu FEM yang lebih benar, bukan rumus. </w:t>
+        <w:t>Rumus balok mengabaikan geser dan efek 3D; K</w:t>
+      </w:r>
+      <w:r>
+        <w:rPr>
+          <w:rFonts w:ascii="Arial" w:hAnsi="Arial" w:eastAsia="Arial" w:cs="Arial"/>
+          <w:b w:val="0"/>
+          <w:i w:val="0"/>
+          <w:sz w:val="22"/>
+          <w:vertAlign w:val="subscript"/>
+        </w:rPr>
+        <w:t>t</w:t>
+      </w:r>
+      <w:r>
+        <w:rPr>
+          <w:rFonts w:ascii="Arial" w:hAnsi="Arial" w:eastAsia="Arial" w:cs="Arial"/>
+          <w:b w:val="0"/>
+          <w:i w:val="0"/>
+          <w:sz w:val="22"/>
+        </w:rPr>
+        <w:t xml:space="preserve"> Peterson berlaku untuk pelat lebar hingga dengan lubang di tengah; Euler berlaku untuk tekuk elastis (σ</w:t>
+      </w:r>
+      <w:r>
+        <w:rPr>
+          <w:rFonts w:ascii="Arial" w:hAnsi="Arial" w:eastAsia="Arial" w:cs="Arial"/>
+          <w:b w:val="0"/>
+          <w:i w:val="0"/>
+          <w:sz w:val="22"/>
+          <w:vertAlign w:val="subscript"/>
+        </w:rPr>
+        <w:t>cr</w:t>
+      </w:r>
+      <w:r>
+        <w:rPr>
+          <w:rFonts w:ascii="Arial" w:hAnsi="Arial" w:eastAsia="Arial" w:cs="Arial"/>
+          <w:b w:val="0"/>
+          <w:i w:val="0"/>
+          <w:sz w:val="22"/>
+        </w:rPr>
+        <w:t xml:space="preserve"> &lt; σ</w:t>
+      </w:r>
+      <w:r>
+        <w:rPr>
+          <w:rFonts w:ascii="Arial" w:hAnsi="Arial" w:eastAsia="Arial" w:cs="Arial"/>
+          <w:b w:val="0"/>
+          <w:i w:val="0"/>
+          <w:sz w:val="22"/>
+          <w:vertAlign w:val="subscript"/>
+        </w:rPr>
+        <w:t>y</w:t>
+      </w:r>
+      <w:r>
+        <w:rPr>
+          <w:rFonts w:ascii="Arial" w:hAnsi="Arial" w:eastAsia="Arial" w:cs="Arial"/>
+          <w:b w:val="0"/>
+          <w:i w:val="0"/>
+          <w:sz w:val="22"/>
+        </w:rPr>
+        <w:t xml:space="preserve">). Di luar itu FEM yang lebih benar, bukan rumus. </w:t>
       </w:r>
       <w:r>
         <w:rPr>
@@ -11025,7 +12554,9 @@
           <w:color w:val="1F3864"/>
           <w:sz w:val="28"/>
         </w:rPr>
-        <w:t>PYTHON CONSOLE: POST-PROCESSING HASIL</w:t>
+        <w:t>PYTHON CONSOLE:</w:t>
+        <w:br/>
+        <w:t>POST-PROCESSING HASIL</w:t>
       </w:r>
     </w:p>
     <w:p>
@@ -11237,7 +12768,28 @@
           <w:color w:val="2E4A7A"/>
           <w:sz w:val="20"/>
         </w:rPr>
-        <w:t>Python console — pembanding analitis: σ_maks, δ, SF, dan kesalahan relatif</w:t>
+        <w:t>Python console — pembanding analitis: σ</w:t>
+      </w:r>
+      <w:r>
+        <w:rPr>
+          <w:rFonts w:ascii="Arial" w:hAnsi="Arial" w:eastAsia="Arial" w:cs="Arial"/>
+          <w:b/>
+          <w:i w:val="0"/>
+          <w:color w:val="2E4A7A"/>
+          <w:sz w:val="20"/>
+          <w:vertAlign w:val="subscript"/>
+        </w:rPr>
+        <w:t>maks</w:t>
+      </w:r>
+      <w:r>
+        <w:rPr>
+          <w:rFonts w:ascii="Arial" w:hAnsi="Arial" w:eastAsia="Arial" w:cs="Arial"/>
+          <w:b/>
+          <w:i w:val="0"/>
+          <w:color w:val="2E4A7A"/>
+          <w:sz w:val="20"/>
+        </w:rPr>
+        <w:t>, δ, SF, dan kesalahan relatif</w:t>
       </w:r>
     </w:p>
     <w:p>
@@ -11502,7 +13054,18 @@
           <w:color w:val="2E4A7A"/>
           <w:sz w:val="20"/>
         </w:rPr>
-        <w:t>Python console — studi konvergensi otomatis: mesh Gmsh dihaluskan, solve ulang, catat σ_maks</w:t>
+        <w:t>Python console — studi konvergensi otomatis: mesh Gmsh dihaluskan, solve ulang, catat σ</w:t>
+      </w:r>
+      <w:r>
+        <w:rPr>
+          <w:rFonts w:ascii="Arial" w:hAnsi="Arial" w:eastAsia="Arial" w:cs="Arial"/>
+          <w:b/>
+          <w:i w:val="0"/>
+          <w:color w:val="2E4A7A"/>
+          <w:sz w:val="20"/>
+          <w:vertAlign w:val="subscript"/>
+        </w:rPr>
+        <w:t>maks</w:t>
       </w:r>
     </w:p>
     <w:p>
@@ -11753,7 +13316,45 @@
           <w:i w:val="0"/>
           <w:sz w:val="21"/>
         </w:rPr>
-        <w:t xml:space="preserve"> cell 1 dijalankan setelah solve pada model apa pun; cell 2 memberi angka pembanding contoh (σ 75,00 MPa, δ 0,4762 mm, SF 3,333, δ tumpuan sederhana 1,2401 mm, σ_maks pelat 53,83 MPa, P_cr 13.817,4 N) yang harus cocok dengan komentar; cell 3 memerlukan objek mesh Gmsh dan CalculiX yang sudah terpasang (Modul 8). Nama objek (CCX_Results, FEMMeshGmsh) periksa di pohon dokumen bila berbeda.</w:t>
+        <w:t xml:space="preserve"> cell 1 dijalankan setelah solve pada model apa pun; cell 2 memberi angka pembanding contoh (σ 75,00 MPa, δ 0,4762 mm, SF 3,333, δ tumpuan sederhana 1,2401 mm, σ</w:t>
+      </w:r>
+      <w:r>
+        <w:rPr>
+          <w:rFonts w:ascii="Arial" w:hAnsi="Arial" w:eastAsia="Arial" w:cs="Arial"/>
+          <w:b w:val="0"/>
+          <w:i w:val="0"/>
+          <w:sz w:val="21"/>
+          <w:vertAlign w:val="subscript"/>
+        </w:rPr>
+        <w:t>maks</w:t>
+      </w:r>
+      <w:r>
+        <w:rPr>
+          <w:rFonts w:ascii="Arial" w:hAnsi="Arial" w:eastAsia="Arial" w:cs="Arial"/>
+          <w:b w:val="0"/>
+          <w:i w:val="0"/>
+          <w:sz w:val="21"/>
+        </w:rPr>
+        <w:t xml:space="preserve"> pelat 53,83 MPa, P</w:t>
+      </w:r>
+      <w:r>
+        <w:rPr>
+          <w:rFonts w:ascii="Arial" w:hAnsi="Arial" w:eastAsia="Arial" w:cs="Arial"/>
+          <w:b w:val="0"/>
+          <w:i w:val="0"/>
+          <w:sz w:val="21"/>
+          <w:vertAlign w:val="subscript"/>
+        </w:rPr>
+        <w:t>cr</w:t>
+      </w:r>
+      <w:r>
+        <w:rPr>
+          <w:rFonts w:ascii="Arial" w:hAnsi="Arial" w:eastAsia="Arial" w:cs="Arial"/>
+          <w:b w:val="0"/>
+          <w:i w:val="0"/>
+          <w:sz w:val="21"/>
+        </w:rPr>
+        <w:t xml:space="preserve"> 13.817,4 N) yang harus cocok dengan komentar; cell 3 memerlukan objek mesh Gmsh dan CalculiX yang sudah terpasang (Modul 8). Nama objek (CCX_Results, FEMMeshGmsh) periksa di pohon dokumen bila berbeda.</w:t>
       </w:r>
     </w:p>
     <w:p>
@@ -11769,7 +13370,9 @@
           <w:color w:val="1F3864"/>
           <w:sz w:val="28"/>
         </w:rPr>
-        <w:t>PRAKTIK TERBIMBING: PELAT BERLUBANG</w:t>
+        <w:t>PRAKTIK TERBIMBING:</w:t>
+        <w:br/>
+        <w:t>PELAT BERLUBANG</w:t>
       </w:r>
     </w:p>
     <w:p>
@@ -11784,7 +13387,45 @@
           <w:i w:val="0"/>
           <w:sz w:val="22"/>
         </w:rPr>
-        <w:t>Tujuh langkah berikut memodelkan pelat berlubang tarik, menjalankan FEM, membaca von Mises maksimum di tepi lubang, membuktikan konvergensi mesh, dan memvalidasinya terhadap Kt·σ_nom; ditutup tabel gejala dan daftar periksa berkas tugas.</w:t>
+        <w:t>Tujuh langkah berikut memodelkan pelat berlubang tarik, menjalankan FEM, membaca von Mises maksimum di tepi lubang, membuktikan konvergensi mesh, dan memvalidasinya terhadap K</w:t>
+      </w:r>
+      <w:r>
+        <w:rPr>
+          <w:rFonts w:ascii="Arial" w:hAnsi="Arial" w:eastAsia="Arial" w:cs="Arial"/>
+          <w:b w:val="0"/>
+          <w:i w:val="0"/>
+          <w:sz w:val="22"/>
+          <w:vertAlign w:val="subscript"/>
+        </w:rPr>
+        <w:t>t</w:t>
+      </w:r>
+      <w:r>
+        <w:rPr>
+          <w:rFonts w:ascii="Arial" w:hAnsi="Arial" w:eastAsia="Arial" w:cs="Arial"/>
+          <w:b w:val="0"/>
+          <w:i w:val="0"/>
+          <w:sz w:val="22"/>
+        </w:rPr>
+        <w:t>·σ</w:t>
+      </w:r>
+      <w:r>
+        <w:rPr>
+          <w:rFonts w:ascii="Arial" w:hAnsi="Arial" w:eastAsia="Arial" w:cs="Arial"/>
+          <w:b w:val="0"/>
+          <w:i w:val="0"/>
+          <w:sz w:val="22"/>
+          <w:vertAlign w:val="subscript"/>
+        </w:rPr>
+        <w:t>nom</w:t>
+      </w:r>
+      <w:r>
+        <w:rPr>
+          <w:rFonts w:ascii="Arial" w:hAnsi="Arial" w:eastAsia="Arial" w:cs="Arial"/>
+          <w:b w:val="0"/>
+          <w:i w:val="0"/>
+          <w:sz w:val="22"/>
+        </w:rPr>
+        <w:t>; ditutup tabel gejala dan daftar periksa berkas tugas.</w:t>
       </w:r>
     </w:p>
     <w:p>
@@ -12005,7 +13646,45 @@
           <w:i w:val="0"/>
           <w:sz w:val="22"/>
         </w:rPr>
-        <w:t>Klik dua kali CCX_Results → von Mises: catat maksimum dan lokasinya (tepi lubang, sisi atas/bawah). Bandingkan dengan Kt·σ_nom = 53,83 MPa; hitung e. Baca juga Displacement maks.</w:t>
+        <w:t>Klik dua kali CCX_Results → von Mises: catat maksimum dan lokasinya (tepi lubang, sisi atas/bawah). Bandingkan dengan K</w:t>
+      </w:r>
+      <w:r>
+        <w:rPr>
+          <w:rFonts w:ascii="Arial" w:hAnsi="Arial" w:eastAsia="Arial" w:cs="Arial"/>
+          <w:b w:val="0"/>
+          <w:i w:val="0"/>
+          <w:sz w:val="22"/>
+          <w:vertAlign w:val="subscript"/>
+        </w:rPr>
+        <w:t>t</w:t>
+      </w:r>
+      <w:r>
+        <w:rPr>
+          <w:rFonts w:ascii="Arial" w:hAnsi="Arial" w:eastAsia="Arial" w:cs="Arial"/>
+          <w:b w:val="0"/>
+          <w:i w:val="0"/>
+          <w:sz w:val="22"/>
+        </w:rPr>
+        <w:t>·σ</w:t>
+      </w:r>
+      <w:r>
+        <w:rPr>
+          <w:rFonts w:ascii="Arial" w:hAnsi="Arial" w:eastAsia="Arial" w:cs="Arial"/>
+          <w:b w:val="0"/>
+          <w:i w:val="0"/>
+          <w:sz w:val="22"/>
+          <w:vertAlign w:val="subscript"/>
+        </w:rPr>
+        <w:t>nom</w:t>
+      </w:r>
+      <w:r>
+        <w:rPr>
+          <w:rFonts w:ascii="Arial" w:hAnsi="Arial" w:eastAsia="Arial" w:cs="Arial"/>
+          <w:b w:val="0"/>
+          <w:i w:val="0"/>
+          <w:sz w:val="22"/>
+        </w:rPr>
+        <w:t xml:space="preserve"> = 53,83 MPa; hitung e. Baca juga Displacement maks.</w:t>
       </w:r>
     </w:p>
     <w:p>
@@ -12038,7 +13717,26 @@
           <w:i w:val="0"/>
           <w:sz w:val="22"/>
         </w:rPr>
-        <w:t>Tambahkan FEM MeshRegion 1 mm pada muka silinder lubang (atau Max size 2 mm global), mesh ulang, solve ulang. Perubahan σ_maks harus &lt; 5 %; bila belum, haluskan sekali lagi. Isi tabel analitis vs FEM.</w:t>
+        <w:t>Tambahkan FEM MeshRegion 1 mm pada muka silinder lubang (atau Max size 2 mm global), mesh ulang, solve ulang. Perubahan σ</w:t>
+      </w:r>
+      <w:r>
+        <w:rPr>
+          <w:rFonts w:ascii="Arial" w:hAnsi="Arial" w:eastAsia="Arial" w:cs="Arial"/>
+          <w:b w:val="0"/>
+          <w:i w:val="0"/>
+          <w:sz w:val="22"/>
+          <w:vertAlign w:val="subscript"/>
+        </w:rPr>
+        <w:t>maks</w:t>
+      </w:r>
+      <w:r>
+        <w:rPr>
+          <w:rFonts w:ascii="Arial" w:hAnsi="Arial" w:eastAsia="Arial" w:cs="Arial"/>
+          <w:b w:val="0"/>
+          <w:i w:val="0"/>
+          <w:sz w:val="22"/>
+        </w:rPr>
+        <w:t xml:space="preserve"> harus &lt; 5 %; bila belum, haluskan sekali lagi. Isi tabel analitis vs FEM.</w:t>
       </w:r>
     </w:p>
     <w:p>
@@ -12071,7 +13769,45 @@
           <w:i w:val="0"/>
           <w:sz w:val="22"/>
         </w:rPr>
-        <w:t>SF = 250/σ_vm,maks; tuliskan σ_maks analitis, FEM, e, SF pada Spreadsheet di dokumen. Ctrl+S → Latihan9_NIM.FCStd (hasil ikut tersimpan bila objek hasil tidak dihapus).</w:t>
+        <w:t>SF = 250/σ</w:t>
+      </w:r>
+      <w:r>
+        <w:rPr>
+          <w:rFonts w:ascii="Arial" w:hAnsi="Arial" w:eastAsia="Arial" w:cs="Arial"/>
+          <w:b w:val="0"/>
+          <w:i w:val="0"/>
+          <w:sz w:val="22"/>
+          <w:vertAlign w:val="subscript"/>
+        </w:rPr>
+        <w:t>vm,maks</w:t>
+      </w:r>
+      <w:r>
+        <w:rPr>
+          <w:rFonts w:ascii="Arial" w:hAnsi="Arial" w:eastAsia="Arial" w:cs="Arial"/>
+          <w:b w:val="0"/>
+          <w:i w:val="0"/>
+          <w:sz w:val="22"/>
+        </w:rPr>
+        <w:t>; tuliskan σ</w:t>
+      </w:r>
+      <w:r>
+        <w:rPr>
+          <w:rFonts w:ascii="Arial" w:hAnsi="Arial" w:eastAsia="Arial" w:cs="Arial"/>
+          <w:b w:val="0"/>
+          <w:i w:val="0"/>
+          <w:sz w:val="22"/>
+          <w:vertAlign w:val="subscript"/>
+        </w:rPr>
+        <w:t>maks</w:t>
+      </w:r>
+      <w:r>
+        <w:rPr>
+          <w:rFonts w:ascii="Arial" w:hAnsi="Arial" w:eastAsia="Arial" w:cs="Arial"/>
+          <w:b w:val="0"/>
+          <w:i w:val="0"/>
+          <w:sz w:val="22"/>
+        </w:rPr>
+        <w:t xml:space="preserve"> analitis, FEM, e, SF pada Spreadsheet di dokumen. Ctrl+S → Latihan9_NIM.FCStd (hasil ikut tersimpan bila objek hasil tidak dihapus).</w:t>
       </w:r>
     </w:p>
     <w:p>
@@ -12180,7 +13916,26 @@
                 <w:i w:val="0"/>
                 <w:sz w:val="18"/>
               </w:rPr>
-              <w:t>σ_maks FEM jauh di bawah rumus (e −30 %)</w:t>
+              <w:t>σ</w:t>
+            </w:r>
+            <w:r>
+              <w:rPr>
+                <w:rFonts w:ascii="Arial" w:hAnsi="Arial" w:eastAsia="Arial" w:cs="Arial"/>
+                <w:b w:val="0"/>
+                <w:i w:val="0"/>
+                <w:sz w:val="18"/>
+                <w:vertAlign w:val="subscript"/>
+              </w:rPr>
+              <w:t>maks</w:t>
+            </w:r>
+            <w:r>
+              <w:rPr>
+                <w:rFonts w:ascii="Arial" w:hAnsi="Arial" w:eastAsia="Arial" w:cs="Arial"/>
+                <w:b w:val="0"/>
+                <w:i w:val="0"/>
+                <w:sz w:val="18"/>
+              </w:rPr>
+              <w:t xml:space="preserve"> FEM jauh di bawah rumus (e −30 %)</w:t>
             </w:r>
           </w:p>
         </w:tc>
@@ -12239,7 +13994,26 @@
                 <w:i w:val="0"/>
                 <w:sz w:val="18"/>
               </w:rPr>
-              <w:t>σ_maks FEM terus naik tiap penghalusan</w:t>
+              <w:t>σ</w:t>
+            </w:r>
+            <w:r>
+              <w:rPr>
+                <w:rFonts w:ascii="Arial" w:hAnsi="Arial" w:eastAsia="Arial" w:cs="Arial"/>
+                <w:b w:val="0"/>
+                <w:i w:val="0"/>
+                <w:sz w:val="18"/>
+                <w:vertAlign w:val="subscript"/>
+              </w:rPr>
+              <w:t>maks</w:t>
+            </w:r>
+            <w:r>
+              <w:rPr>
+                <w:rFonts w:ascii="Arial" w:hAnsi="Arial" w:eastAsia="Arial" w:cs="Arial"/>
+                <w:b w:val="0"/>
+                <w:i w:val="0"/>
+                <w:sz w:val="18"/>
+              </w:rPr>
+              <w:t xml:space="preserve"> FEM terus naik tiap penghalusan</w:t>
             </w:r>
           </w:p>
         </w:tc>
@@ -12618,7 +14392,26 @@
           <w:i w:val="0"/>
           <w:sz w:val="21"/>
         </w:rPr>
-        <w:t xml:space="preserve"> (1) Analysis lengkap: material, mesh, tumpuan, beban, solver, objek hasil; (2) angka yang diisikan adalah nilai ANALITIS dengan desimal sesuai label; (3) tabel analitis vs FEM dengan e ada di dokumen (Spreadsheet/Draft Text); (4) mesh sudah dihaluskan sekali dan perubahan &lt; 5 %; (5) σ_maks dibaca jauh dari sudut singular; (6) berkas .FCStd tersimpan lewat Ctrl+S, nama tanpa spasi.</w:t>
+        <w:t xml:space="preserve"> (1) Analysis lengkap: material, mesh, tumpuan, beban, solver, objek hasil; (2) angka yang diisikan adalah nilai ANALITIS dengan desimal sesuai label; (3) tabel analitis vs FEM dengan e ada di dokumen (Spreadsheet/Draft Text); (4) mesh sudah dihaluskan sekali dan perubahan &lt; 5 %; (5) σ</w:t>
+      </w:r>
+      <w:r>
+        <w:rPr>
+          <w:rFonts w:ascii="Arial" w:hAnsi="Arial" w:eastAsia="Arial" w:cs="Arial"/>
+          <w:b w:val="0"/>
+          <w:i w:val="0"/>
+          <w:sz w:val="21"/>
+          <w:vertAlign w:val="subscript"/>
+        </w:rPr>
+        <w:t>maks</w:t>
+      </w:r>
+      <w:r>
+        <w:rPr>
+          <w:rFonts w:ascii="Arial" w:hAnsi="Arial" w:eastAsia="Arial" w:cs="Arial"/>
+          <w:b w:val="0"/>
+          <w:i w:val="0"/>
+          <w:sz w:val="21"/>
+        </w:rPr>
+        <w:t xml:space="preserve"> dibaca jauh dari sudut singular; (6) berkas .FCStd tersimpan lewat Ctrl+S, nama tanpa spasi.</w:t>
       </w:r>
     </w:p>
     <w:p>
@@ -13049,7 +14842,26 @@
           <w:i w:val="0"/>
           <w:sz w:val="21"/>
         </w:rPr>
-        <w:t>(A) Tegangan ekuivalen skalar dari tiga tegangan utama (kriteria energi distorsi) yang dibandingkan dengan σ_y untuk material ulet</w:t>
+        <w:t>(A) Tegangan ekuivalen skalar dari tiga tegangan utama (kriteria energi distorsi) yang dibandingkan dengan σ</w:t>
+      </w:r>
+      <w:r>
+        <w:rPr>
+          <w:rFonts w:ascii="Arial" w:hAnsi="Arial" w:eastAsia="Arial" w:cs="Arial"/>
+          <w:b w:val="0"/>
+          <w:i w:val="0"/>
+          <w:sz w:val="21"/>
+          <w:vertAlign w:val="subscript"/>
+        </w:rPr>
+        <w:t>y</w:t>
+      </w:r>
+      <w:r>
+        <w:rPr>
+          <w:rFonts w:ascii="Arial" w:hAnsi="Arial" w:eastAsia="Arial" w:cs="Arial"/>
+          <w:b w:val="0"/>
+          <w:i w:val="0"/>
+          <w:sz w:val="21"/>
+        </w:rPr>
+        <w:t xml:space="preserve"> untuk material ulet</w:t>
       </w:r>
     </w:p>
     <w:p>
@@ -13307,7 +15119,45 @@
           <w:i w:val="0"/>
           <w:sz w:val="21"/>
         </w:rPr>
-        <w:t>(A) SF = σ_maks/σ_y; makin besar makin aman</w:t>
+        <w:t>(A) SF = σ</w:t>
+      </w:r>
+      <w:r>
+        <w:rPr>
+          <w:rFonts w:ascii="Arial" w:hAnsi="Arial" w:eastAsia="Arial" w:cs="Arial"/>
+          <w:b w:val="0"/>
+          <w:i w:val="0"/>
+          <w:sz w:val="21"/>
+          <w:vertAlign w:val="subscript"/>
+        </w:rPr>
+        <w:t>maks</w:t>
+      </w:r>
+      <w:r>
+        <w:rPr>
+          <w:rFonts w:ascii="Arial" w:hAnsi="Arial" w:eastAsia="Arial" w:cs="Arial"/>
+          <w:b w:val="0"/>
+          <w:i w:val="0"/>
+          <w:sz w:val="21"/>
+        </w:rPr>
+        <w:t>/σ</w:t>
+      </w:r>
+      <w:r>
+        <w:rPr>
+          <w:rFonts w:ascii="Arial" w:hAnsi="Arial" w:eastAsia="Arial" w:cs="Arial"/>
+          <w:b w:val="0"/>
+          <w:i w:val="0"/>
+          <w:sz w:val="21"/>
+          <w:vertAlign w:val="subscript"/>
+        </w:rPr>
+        <w:t>y</w:t>
+      </w:r>
+      <w:r>
+        <w:rPr>
+          <w:rFonts w:ascii="Arial" w:hAnsi="Arial" w:eastAsia="Arial" w:cs="Arial"/>
+          <w:b w:val="0"/>
+          <w:i w:val="0"/>
+          <w:sz w:val="21"/>
+        </w:rPr>
+        <w:t>; makin besar makin aman</w:t>
       </w:r>
     </w:p>
     <w:p>
@@ -13331,7 +15181,45 @@
           <w:i w:val="0"/>
           <w:sz w:val="21"/>
         </w:rPr>
-        <w:t>(B) SF = σ_y/σ_maks; SF &lt; 1 berarti luluh, nilai 1,5–3 lazim untuk beban statik terdefinisi</w:t>
+        <w:t>(B) SF = σ</w:t>
+      </w:r>
+      <w:r>
+        <w:rPr>
+          <w:rFonts w:ascii="Arial" w:hAnsi="Arial" w:eastAsia="Arial" w:cs="Arial"/>
+          <w:b w:val="0"/>
+          <w:i w:val="0"/>
+          <w:sz w:val="21"/>
+          <w:vertAlign w:val="subscript"/>
+        </w:rPr>
+        <w:t>y</w:t>
+      </w:r>
+      <w:r>
+        <w:rPr>
+          <w:rFonts w:ascii="Arial" w:hAnsi="Arial" w:eastAsia="Arial" w:cs="Arial"/>
+          <w:b w:val="0"/>
+          <w:i w:val="0"/>
+          <w:sz w:val="21"/>
+        </w:rPr>
+        <w:t>/σ</w:t>
+      </w:r>
+      <w:r>
+        <w:rPr>
+          <w:rFonts w:ascii="Arial" w:hAnsi="Arial" w:eastAsia="Arial" w:cs="Arial"/>
+          <w:b w:val="0"/>
+          <w:i w:val="0"/>
+          <w:sz w:val="21"/>
+          <w:vertAlign w:val="subscript"/>
+        </w:rPr>
+        <w:t>maks</w:t>
+      </w:r>
+      <w:r>
+        <w:rPr>
+          <w:rFonts w:ascii="Arial" w:hAnsi="Arial" w:eastAsia="Arial" w:cs="Arial"/>
+          <w:b w:val="0"/>
+          <w:i w:val="0"/>
+          <w:sz w:val="21"/>
+        </w:rPr>
+        <w:t>; SF &lt; 1 berarti luluh, nilai 1,5–3 lazim untuk beban statik terdefinisi</w:t>
       </w:r>
     </w:p>
     <w:p>
@@ -13355,7 +15243,17 @@
           <w:i w:val="0"/>
           <w:sz w:val="21"/>
         </w:rPr>
-        <w:t>(C) SF = E/σ_maks</w:t>
+        <w:t>(C) SF = E/σ</w:t>
+      </w:r>
+      <w:r>
+        <w:rPr>
+          <w:rFonts w:ascii="Arial" w:hAnsi="Arial" w:eastAsia="Arial" w:cs="Arial"/>
+          <w:b w:val="0"/>
+          <w:i w:val="0"/>
+          <w:sz w:val="21"/>
+          <w:vertAlign w:val="subscript"/>
+        </w:rPr>
+        <w:t>maks</w:t>
       </w:r>
     </w:p>
     <w:p>
@@ -13451,7 +15349,26 @@
           <w:i w:val="0"/>
           <w:sz w:val="21"/>
         </w:rPr>
-        <w:t>(B) Perubahan besaran yang diamati (σ_maks, δ) antara dua penghalusan berturut-turut sudah di bawah toleransi (mis. &lt; 2–5 %)</w:t>
+        <w:t>(B) Perubahan besaran yang diamati (σ</w:t>
+      </w:r>
+      <w:r>
+        <w:rPr>
+          <w:rFonts w:ascii="Arial" w:hAnsi="Arial" w:eastAsia="Arial" w:cs="Arial"/>
+          <w:b w:val="0"/>
+          <w:i w:val="0"/>
+          <w:sz w:val="21"/>
+          <w:vertAlign w:val="subscript"/>
+        </w:rPr>
+        <w:t>maks</w:t>
+      </w:r>
+      <w:r>
+        <w:rPr>
+          <w:rFonts w:ascii="Arial" w:hAnsi="Arial" w:eastAsia="Arial" w:cs="Arial"/>
+          <w:b w:val="0"/>
+          <w:i w:val="0"/>
+          <w:sz w:val="21"/>
+        </w:rPr>
+        <w:t>, δ) antara dua penghalusan berturut-turut sudah di bawah toleransi (mis. &lt; 2–5 %)</w:t>
       </w:r>
     </w:p>
     <w:p>
@@ -13637,7 +15554,17 @@
           <w:i w:val="0"/>
           <w:sz w:val="21"/>
         </w:rPr>
-        <w:t>(D) Singularitas tegangan akibat idealisasi geometri/tumpuan, bukan tegangan fisik; beri fillet atau evaluasi tegangan pada jarak tertentu dan bandingkan dengan Kt</w:t>
+        <w:t>(D) Singularitas tegangan akibat idealisasi geometri/tumpuan, bukan tegangan fisik; beri fillet atau evaluasi tegangan pada jarak tertentu dan bandingkan dengan K</w:t>
+      </w:r>
+      <w:r>
+        <w:rPr>
+          <w:rFonts w:ascii="Arial" w:hAnsi="Arial" w:eastAsia="Arial" w:cs="Arial"/>
+          <w:b w:val="0"/>
+          <w:i w:val="0"/>
+          <w:sz w:val="21"/>
+          <w:vertAlign w:val="subscript"/>
+        </w:rPr>
+        <w:t>t</w:t>
       </w:r>
     </w:p>
     <w:p>
@@ -13670,7 +15597,17 @@
           <w:i w:val="0"/>
           <w:sz w:val="22"/>
         </w:rPr>
-        <w:t>Kt</w:t>
+        <w:t>K</w:t>
+      </w:r>
+      <w:r>
+        <w:rPr>
+          <w:rFonts w:ascii="Arial" w:hAnsi="Arial" w:eastAsia="Arial" w:cs="Arial"/>
+          <w:b/>
+          <w:i w:val="0"/>
+          <w:sz w:val="22"/>
+          <w:vertAlign w:val="subscript"/>
+        </w:rPr>
+        <w:t>t</w:t>
       </w:r>
       <w:r>
         <w:rPr>
@@ -13703,7 +15640,64 @@
           <w:i w:val="0"/>
           <w:sz w:val="21"/>
         </w:rPr>
-        <w:t>(A) = σ_maks/σ_nom dengan σ_nom pada penampang bersih (W − d)·t; ≈ 3 untuk lubang kecil dan turun saat d/W membesar (Peterson)</w:t>
+        <w:t>(A) = σ</w:t>
+      </w:r>
+      <w:r>
+        <w:rPr>
+          <w:rFonts w:ascii="Arial" w:hAnsi="Arial" w:eastAsia="Arial" w:cs="Arial"/>
+          <w:b w:val="0"/>
+          <w:i w:val="0"/>
+          <w:sz w:val="21"/>
+          <w:vertAlign w:val="subscript"/>
+        </w:rPr>
+        <w:t>maks</w:t>
+      </w:r>
+      <w:r>
+        <w:rPr>
+          <w:rFonts w:ascii="Arial" w:hAnsi="Arial" w:eastAsia="Arial" w:cs="Arial"/>
+          <w:b w:val="0"/>
+          <w:i w:val="0"/>
+          <w:sz w:val="21"/>
+        </w:rPr>
+        <w:t>/σ</w:t>
+      </w:r>
+      <w:r>
+        <w:rPr>
+          <w:rFonts w:ascii="Arial" w:hAnsi="Arial" w:eastAsia="Arial" w:cs="Arial"/>
+          <w:b w:val="0"/>
+          <w:i w:val="0"/>
+          <w:sz w:val="21"/>
+          <w:vertAlign w:val="subscript"/>
+        </w:rPr>
+        <w:t>nom</w:t>
+      </w:r>
+      <w:r>
+        <w:rPr>
+          <w:rFonts w:ascii="Arial" w:hAnsi="Arial" w:eastAsia="Arial" w:cs="Arial"/>
+          <w:b w:val="0"/>
+          <w:i w:val="0"/>
+          <w:sz w:val="21"/>
+        </w:rPr>
+        <w:t xml:space="preserve"> dengan σ</w:t>
+      </w:r>
+      <w:r>
+        <w:rPr>
+          <w:rFonts w:ascii="Arial" w:hAnsi="Arial" w:eastAsia="Arial" w:cs="Arial"/>
+          <w:b w:val="0"/>
+          <w:i w:val="0"/>
+          <w:sz w:val="21"/>
+          <w:vertAlign w:val="subscript"/>
+        </w:rPr>
+        <w:t>nom</w:t>
+      </w:r>
+      <w:r>
+        <w:rPr>
+          <w:rFonts w:ascii="Arial" w:hAnsi="Arial" w:eastAsia="Arial" w:cs="Arial"/>
+          <w:b w:val="0"/>
+          <w:i w:val="0"/>
+          <w:sz w:val="21"/>
+        </w:rPr>
+        <w:t xml:space="preserve"> pada penampang bersih (W − d)·t; ≈ 3 untuk lubang kecil dan turun saat d/W membesar (Peterson)</w:t>
       </w:r>
     </w:p>
     <w:p>
@@ -14063,7 +16057,17 @@
           <w:i w:val="0"/>
           <w:sz w:val="21"/>
         </w:rPr>
-        <w:t>(A) Tidak perlu diperiksa bila von Mises masih jauh di bawah σ_y</w:t>
+        <w:t>(A) Tidak perlu diperiksa bila von Mises masih jauh di bawah σ</w:t>
+      </w:r>
+      <w:r>
+        <w:rPr>
+          <w:rFonts w:ascii="Arial" w:hAnsi="Arial" w:eastAsia="Arial" w:cs="Arial"/>
+          <w:b w:val="0"/>
+          <w:i w:val="0"/>
+          <w:sz w:val="21"/>
+          <w:vertAlign w:val="subscript"/>
+        </w:rPr>
+        <w:t>y</w:t>
       </w:r>
     </w:p>
     <w:p>
@@ -14087,7 +16091,45 @@
           <w:i w:val="0"/>
           <w:sz w:val="21"/>
         </w:rPr>
-        <w:t>(B) P_cr = π²·E·I/L² dengan I sumbu lemah; kolom langsing gagal tekuk pada tegangan jauh di bawah σ_y sehingga perlu analisis Buckling</w:t>
+        <w:t>(B) P</w:t>
+      </w:r>
+      <w:r>
+        <w:rPr>
+          <w:rFonts w:ascii="Arial" w:hAnsi="Arial" w:eastAsia="Arial" w:cs="Arial"/>
+          <w:b w:val="0"/>
+          <w:i w:val="0"/>
+          <w:sz w:val="21"/>
+          <w:vertAlign w:val="subscript"/>
+        </w:rPr>
+        <w:t>cr</w:t>
+      </w:r>
+      <w:r>
+        <w:rPr>
+          <w:rFonts w:ascii="Arial" w:hAnsi="Arial" w:eastAsia="Arial" w:cs="Arial"/>
+          <w:b w:val="0"/>
+          <w:i w:val="0"/>
+          <w:sz w:val="21"/>
+        </w:rPr>
+        <w:t xml:space="preserve"> = π²·E·I/L² dengan I sumbu lemah; kolom langsing gagal tekuk pada tegangan jauh di bawah σ</w:t>
+      </w:r>
+      <w:r>
+        <w:rPr>
+          <w:rFonts w:ascii="Arial" w:hAnsi="Arial" w:eastAsia="Arial" w:cs="Arial"/>
+          <w:b w:val="0"/>
+          <w:i w:val="0"/>
+          <w:sz w:val="21"/>
+          <w:vertAlign w:val="subscript"/>
+        </w:rPr>
+        <w:t>y</w:t>
+      </w:r>
+      <w:r>
+        <w:rPr>
+          <w:rFonts w:ascii="Arial" w:hAnsi="Arial" w:eastAsia="Arial" w:cs="Arial"/>
+          <w:b w:val="0"/>
+          <w:i w:val="0"/>
+          <w:sz w:val="21"/>
+        </w:rPr>
+        <w:t xml:space="preserve"> sehingga perlu analisis Buckling</w:t>
       </w:r>
     </w:p>
     <w:p>
@@ -14111,7 +16153,45 @@
           <w:i w:val="0"/>
           <w:sz w:val="21"/>
         </w:rPr>
-        <w:t>(C) P_cr = σ_y·A untuk semua kolom</w:t>
+        <w:t>(C) P</w:t>
+      </w:r>
+      <w:r>
+        <w:rPr>
+          <w:rFonts w:ascii="Arial" w:hAnsi="Arial" w:eastAsia="Arial" w:cs="Arial"/>
+          <w:b w:val="0"/>
+          <w:i w:val="0"/>
+          <w:sz w:val="21"/>
+          <w:vertAlign w:val="subscript"/>
+        </w:rPr>
+        <w:t>cr</w:t>
+      </w:r>
+      <w:r>
+        <w:rPr>
+          <w:rFonts w:ascii="Arial" w:hAnsi="Arial" w:eastAsia="Arial" w:cs="Arial"/>
+          <w:b w:val="0"/>
+          <w:i w:val="0"/>
+          <w:sz w:val="21"/>
+        </w:rPr>
+        <w:t xml:space="preserve"> = σ</w:t>
+      </w:r>
+      <w:r>
+        <w:rPr>
+          <w:rFonts w:ascii="Arial" w:hAnsi="Arial" w:eastAsia="Arial" w:cs="Arial"/>
+          <w:b w:val="0"/>
+          <w:i w:val="0"/>
+          <w:sz w:val="21"/>
+          <w:vertAlign w:val="subscript"/>
+        </w:rPr>
+        <w:t>y</w:t>
+      </w:r>
+      <w:r>
+        <w:rPr>
+          <w:rFonts w:ascii="Arial" w:hAnsi="Arial" w:eastAsia="Arial" w:cs="Arial"/>
+          <w:b w:val="0"/>
+          <w:i w:val="0"/>
+          <w:sz w:val="21"/>
+        </w:rPr>
+        <w:t>·A untuk semua kolom</w:t>
       </w:r>
     </w:p>
     <w:p>
@@ -14175,7 +16255,26 @@
           <w:i w:val="0"/>
           <w:sz w:val="22"/>
         </w:rPr>
-        <w:t>Kantilever FEM — σ_maks teoretis (MPa)</w:t>
+        <w:t>Kantilever FEM — σ</w:t>
+      </w:r>
+      <w:r>
+        <w:rPr>
+          <w:rFonts w:ascii="Arial" w:hAnsi="Arial" w:eastAsia="Arial" w:cs="Arial"/>
+          <w:b w:val="0"/>
+          <w:i w:val="0"/>
+          <w:sz w:val="22"/>
+          <w:vertAlign w:val="subscript"/>
+        </w:rPr>
+        <w:t>maks</w:t>
+      </w:r>
+      <w:r>
+        <w:rPr>
+          <w:rFonts w:ascii="Arial" w:hAnsi="Arial" w:eastAsia="Arial" w:cs="Arial"/>
+          <w:b w:val="0"/>
+          <w:i w:val="0"/>
+          <w:sz w:val="22"/>
+        </w:rPr>
+        <w:t xml:space="preserve"> teoretis (MPa)</w:t>
       </w:r>
       <w:r>
         <w:rPr>
@@ -14442,7 +16541,45 @@
           <w:i w:val="0"/>
           <w:sz w:val="22"/>
         </w:rPr>
-        <w:t>Pelat berlubang — Kt·σ_nom (MPa)</w:t>
+        <w:t>Pelat berlubang — K</w:t>
+      </w:r>
+      <w:r>
+        <w:rPr>
+          <w:rFonts w:ascii="Arial" w:hAnsi="Arial" w:eastAsia="Arial" w:cs="Arial"/>
+          <w:b w:val="0"/>
+          <w:i w:val="0"/>
+          <w:sz w:val="22"/>
+          <w:vertAlign w:val="subscript"/>
+        </w:rPr>
+        <w:t>t</w:t>
+      </w:r>
+      <w:r>
+        <w:rPr>
+          <w:rFonts w:ascii="Arial" w:hAnsi="Arial" w:eastAsia="Arial" w:cs="Arial"/>
+          <w:b w:val="0"/>
+          <w:i w:val="0"/>
+          <w:sz w:val="22"/>
+        </w:rPr>
+        <w:t>·σ</w:t>
+      </w:r>
+      <w:r>
+        <w:rPr>
+          <w:rFonts w:ascii="Arial" w:hAnsi="Arial" w:eastAsia="Arial" w:cs="Arial"/>
+          <w:b w:val="0"/>
+          <w:i w:val="0"/>
+          <w:sz w:val="22"/>
+          <w:vertAlign w:val="subscript"/>
+        </w:rPr>
+        <w:t>nom</w:t>
+      </w:r>
+      <w:r>
+        <w:rPr>
+          <w:rFonts w:ascii="Arial" w:hAnsi="Arial" w:eastAsia="Arial" w:cs="Arial"/>
+          <w:b w:val="0"/>
+          <w:i w:val="0"/>
+          <w:sz w:val="22"/>
+        </w:rPr>
+        <w:t xml:space="preserve"> (MPa)</w:t>
       </w:r>
       <w:r>
         <w:rPr>
@@ -14507,7 +16644,45 @@
           <w:i w:val="0"/>
           <w:sz w:val="20"/>
         </w:rPr>
-        <w:t>📐 Gambar acuan: pelat berlubang tarik: konsentrasi tegangan Kt·σ_nom vs von Mises FEM. Simbol mengikuti teks tugas; angka dimensi milik Anda muncul setelah masuk.</w:t>
+        <w:t>📐 Gambar acuan: pelat berlubang tarik: konsentrasi tegangan K</w:t>
+      </w:r>
+      <w:r>
+        <w:rPr>
+          <w:rFonts w:ascii="Arial" w:hAnsi="Arial" w:eastAsia="Arial" w:cs="Arial"/>
+          <w:b/>
+          <w:i w:val="0"/>
+          <w:sz w:val="20"/>
+          <w:vertAlign w:val="subscript"/>
+        </w:rPr>
+        <w:t>t</w:t>
+      </w:r>
+      <w:r>
+        <w:rPr>
+          <w:rFonts w:ascii="Arial" w:hAnsi="Arial" w:eastAsia="Arial" w:cs="Arial"/>
+          <w:b/>
+          <w:i w:val="0"/>
+          <w:sz w:val="20"/>
+        </w:rPr>
+        <w:t>·σ</w:t>
+      </w:r>
+      <w:r>
+        <w:rPr>
+          <w:rFonts w:ascii="Arial" w:hAnsi="Arial" w:eastAsia="Arial" w:cs="Arial"/>
+          <w:b/>
+          <w:i w:val="0"/>
+          <w:sz w:val="20"/>
+          <w:vertAlign w:val="subscript"/>
+        </w:rPr>
+        <w:t>nom</w:t>
+      </w:r>
+      <w:r>
+        <w:rPr>
+          <w:rFonts w:ascii="Arial" w:hAnsi="Arial" w:eastAsia="Arial" w:cs="Arial"/>
+          <w:b/>
+          <w:i w:val="0"/>
+          <w:sz w:val="20"/>
+        </w:rPr>
+        <w:t xml:space="preserve"> vs von Mises FEM. Simbol mengikuti teks tugas; angka dimensi milik Anda muncul setelah masuk.</w:t>
       </w:r>
     </w:p>
     <w:p>
@@ -14531,7 +16706,26 @@
           <w:i w:val="0"/>
           <w:sz w:val="22"/>
         </w:rPr>
-        <w:t>Kolom sendi–sendi — P_cr Euler (N)</w:t>
+        <w:t>Kolom sendi–sendi — P</w:t>
+      </w:r>
+      <w:r>
+        <w:rPr>
+          <w:rFonts w:ascii="Arial" w:hAnsi="Arial" w:eastAsia="Arial" w:cs="Arial"/>
+          <w:b w:val="0"/>
+          <w:i w:val="0"/>
+          <w:sz w:val="22"/>
+          <w:vertAlign w:val="subscript"/>
+        </w:rPr>
+        <w:t>cr</w:t>
+      </w:r>
+      <w:r>
+        <w:rPr>
+          <w:rFonts w:ascii="Arial" w:hAnsi="Arial" w:eastAsia="Arial" w:cs="Arial"/>
+          <w:b w:val="0"/>
+          <w:i w:val="0"/>
+          <w:sz w:val="22"/>
+        </w:rPr>
+        <w:t xml:space="preserve"> Euler (N)</w:t>
       </w:r>
       <w:r>
         <w:rPr>
@@ -14654,7 +16848,26 @@
           <w:i w:val="0"/>
           <w:sz w:val="22"/>
         </w:rPr>
-        <w:t xml:space="preserve"> dari vendor rangka. Rangka portal baja S235 (σ_y 250 MPa) terdiri atas </w:t>
+        <w:t xml:space="preserve"> dari vendor rangka. Rangka portal baja S235 (σ</w:t>
+      </w:r>
+      <w:r>
+        <w:rPr>
+          <w:rFonts w:ascii="Arial" w:hAnsi="Arial" w:eastAsia="Arial" w:cs="Arial"/>
+          <w:b w:val="0"/>
+          <w:i w:val="0"/>
+          <w:sz w:val="22"/>
+          <w:vertAlign w:val="subscript"/>
+        </w:rPr>
+        <w:t>y</w:t>
+      </w:r>
+      <w:r>
+        <w:rPr>
+          <w:rFonts w:ascii="Arial" w:hAnsi="Arial" w:eastAsia="Arial" w:cs="Arial"/>
+          <w:b w:val="0"/>
+          <w:i w:val="0"/>
+          <w:sz w:val="22"/>
+        </w:rPr>
+        <w:t xml:space="preserve"> 250 MPa) terdiri atas </w:t>
       </w:r>
       <w:r>
         <w:rPr>
@@ -14708,7 +16921,26 @@
           <w:i w:val="0"/>
           <w:sz w:val="22"/>
         </w:rPr>
-        <w:t xml:space="preserve"> 20 × 8 × 900 mm yang memikul 12 kN tekan. Vendor melaporkan σ_vm maksimum 168 MPa (SF 1,49) dan menyatakan rangka “aman”.</w:t>
+        <w:t xml:space="preserve"> 20 × 8 × 900 mm yang memikul 12 kN tekan. Vendor melaporkan σ</w:t>
+      </w:r>
+      <w:r>
+        <w:rPr>
+          <w:rFonts w:ascii="Arial" w:hAnsi="Arial" w:eastAsia="Arial" w:cs="Arial"/>
+          <w:b w:val="0"/>
+          <w:i w:val="0"/>
+          <w:sz w:val="22"/>
+          <w:vertAlign w:val="subscript"/>
+        </w:rPr>
+        <w:t>vm</w:t>
+      </w:r>
+      <w:r>
+        <w:rPr>
+          <w:rFonts w:ascii="Arial" w:hAnsi="Arial" w:eastAsia="Arial" w:cs="Arial"/>
+          <w:b w:val="0"/>
+          <w:i w:val="0"/>
+          <w:sz w:val="22"/>
+        </w:rPr>
+        <w:t xml:space="preserve"> maksimum 168 MPa (SF 1,49) dan menyatakan rangka “aman”.</w:t>
       </w:r>
     </w:p>
     <w:p>

--- a/Pemodelan-Computer-Aided-Design/Modul-Word/Modul-9-Evaluasi-Hasil-Simulasi-dan-Analisis-Kekuatan.docx
+++ b/Pemodelan-Computer-Aided-Design/Modul-Word/Modul-9-Evaluasi-Hasil-Simulasi-dan-Analisis-Kekuatan.docx
@@ -13514,7 +13514,25 @@
           <w:i w:val="0"/>
           <w:sz w:val="22"/>
         </w:rPr>
-        <w:t>Part Design → Body → Sketch XY persegi panjang 60 × 180 (sudut di origin, fully constrained) → Pad 5. Sketch di muka atas: lingkaran ⌀15 berpusat (90, 30) → Pocket Through all.</w:t>
+        <w:t xml:space="preserve">File → New Document; Part Design → New Body; Sketch → New Sketch → XY-plane: </w:t>
+      </w:r>
+      <w:r>
+        <w:rPr>
+          <w:rFonts w:ascii="Arial" w:hAnsi="Arial" w:eastAsia="Arial" w:cs="Arial"/>
+          <w:b/>
+          <w:i w:val="0"/>
+          <w:sz w:val="22"/>
+        </w:rPr>
+        <w:t>Rectangle</w:t>
+      </w:r>
+      <w:r>
+        <w:rPr>
+          <w:rFonts w:ascii="Arial" w:hAnsi="Arial" w:eastAsia="Arial" w:cs="Arial"/>
+          <w:b w:val="0"/>
+          <w:i w:val="0"/>
+          <w:sz w:val="22"/>
+        </w:rPr>
+        <w:t xml:space="preserve"> dari titik asal → Horizontal Dimension 180 (seluruh persegi panjang ikut terskala), Vertical Dimension 60 → Fully constrained → Close → Pad 5. Klik muka atas → Sketch → New Sketch: lingkaran → Diameter 15, pusat Horizontal 90 dan Vertical 30 → Pocket Through all. Volume 53.116,43 mm³ = 180 · 60 · 5 − π · 7,5² · 5.</w:t>
       </w:r>
     </w:p>
     <w:p>
@@ -13547,7 +13565,44 @@
           <w:i w:val="0"/>
           <w:sz w:val="22"/>
         </w:rPr>
-        <w:t>FEM Workbench → Analysis container → Material solid: Steel (E = 210000 MPa, ν = 0.3). Periksa kartu material menampilkan satuan MPa, bukan Pa.</w:t>
+        <w:t xml:space="preserve">Workbench FEM → Model → New Analysis → Model → Materials → Solid Material: Standard → Metal → Steel → </w:t>
+      </w:r>
+      <w:r>
+        <w:rPr>
+          <w:rFonts w:ascii="Arial" w:hAnsi="Arial" w:eastAsia="Arial" w:cs="Arial"/>
+          <w:b/>
+          <w:i w:val="0"/>
+          <w:sz w:val="22"/>
+        </w:rPr>
+        <w:t>Steel-S235JR</w:t>
+      </w:r>
+      <w:r>
+        <w:rPr>
+          <w:rFonts w:ascii="Arial" w:hAnsi="Arial" w:eastAsia="Arial" w:cs="Arial"/>
+          <w:b w:val="0"/>
+          <w:i w:val="0"/>
+          <w:sz w:val="22"/>
+        </w:rPr>
+        <w:t xml:space="preserve"> (E = 210 GPa = 210000 MPa, ν = 0.3; baja S235 dengan σ</w:t>
+      </w:r>
+      <w:r>
+        <w:rPr>
+          <w:rFonts w:ascii="Arial" w:hAnsi="Arial" w:eastAsia="Arial" w:cs="Arial"/>
+          <w:b w:val="0"/>
+          <w:i w:val="0"/>
+          <w:sz w:val="22"/>
+          <w:vertAlign w:val="subscript"/>
+        </w:rPr>
+        <w:t>y</w:t>
+      </w:r>
+      <w:r>
+        <w:rPr>
+          <w:rFonts w:ascii="Arial" w:hAnsi="Arial" w:eastAsia="Arial" w:cs="Arial"/>
+          <w:b w:val="0"/>
+          <w:i w:val="0"/>
+          <w:sz w:val="22"/>
+        </w:rPr>
+        <w:t xml:space="preserve"> = 250 MPa) → OK. Panel menampilkan E dalam GPa: 210 GPa = 210000 MPa, bukan 210000 Pa.</w:t>
       </w:r>
     </w:p>
     <w:p>
@@ -13580,7 +13635,43 @@
           <w:i w:val="0"/>
           <w:sz w:val="22"/>
         </w:rPr>
-        <w:t>Constraint Fixed pada muka ujung x = 0; Constraint Force 5000 N arah +X pada muka ujung x = 180 (tarik). Arah gaya: pilih muka, Direction = normal muka, balik bila perlu.</w:t>
+        <w:t xml:space="preserve">Model → Mechanical Boundary Conditions and Loads → </w:t>
+      </w:r>
+      <w:r>
+        <w:rPr>
+          <w:rFonts w:ascii="Arial" w:hAnsi="Arial" w:eastAsia="Arial" w:cs="Arial"/>
+          <w:b/>
+          <w:i w:val="0"/>
+          <w:sz w:val="22"/>
+        </w:rPr>
+        <w:t>Fixed Boundary Condition</w:t>
+      </w:r>
+      <w:r>
+        <w:rPr>
+          <w:rFonts w:ascii="Arial" w:hAnsi="Arial" w:eastAsia="Arial" w:cs="Arial"/>
+          <w:b w:val="0"/>
+          <w:i w:val="0"/>
+          <w:sz w:val="22"/>
+        </w:rPr>
+        <w:t xml:space="preserve">: tekan 6 (Left), Add, klik muka ujung x = 0 → OK. </w:t>
+      </w:r>
+      <w:r>
+        <w:rPr>
+          <w:rFonts w:ascii="Arial" w:hAnsi="Arial" w:eastAsia="Arial" w:cs="Arial"/>
+          <w:b/>
+          <w:i w:val="0"/>
+          <w:sz w:val="22"/>
+        </w:rPr>
+        <w:t>Force Load</w:t>
+      </w:r>
+      <w:r>
+        <w:rPr>
+          <w:rFonts w:ascii="Arial" w:hAnsi="Arial" w:eastAsia="Arial" w:cs="Arial"/>
+          <w:b w:val="0"/>
+          <w:i w:val="0"/>
+          <w:sz w:val="22"/>
+        </w:rPr>
+        <w:t>: tekan 3 (Right), Add, klik muka ujung x = 180, Force 5000 N → OK. Tanpa Direction, gaya mengikuti normal muka (+X, keluar): pelat tertarik.</w:t>
       </w:r>
     </w:p>
     <w:p>
@@ -13613,7 +13704,25 @@
           <w:i w:val="0"/>
           <w:sz w:val="22"/>
         </w:rPr>
-        <w:t>FEM mesh from shape by Gmsh: Element order 2, Max size 4 mm → Apply. Catat jumlah elemen. Solver CalculiX Standard → Write input → Run.</w:t>
+        <w:t xml:space="preserve">Pilih Body → Mesh → </w:t>
+      </w:r>
+      <w:r>
+        <w:rPr>
+          <w:rFonts w:ascii="Arial" w:hAnsi="Arial" w:eastAsia="Arial" w:cs="Arial"/>
+          <w:b/>
+          <w:i w:val="0"/>
+          <w:sz w:val="22"/>
+        </w:rPr>
+        <w:t>Mesh From Shape by Gmsh</w:t>
+      </w:r>
+      <w:r>
+        <w:rPr>
+          <w:rFonts w:ascii="Arial" w:hAnsi="Arial" w:eastAsia="Arial" w:cs="Arial"/>
+          <w:b w:val="0"/>
+          <w:i w:val="0"/>
+          <w:sz w:val="22"/>
+        </w:rPr>
+        <w:t>: Element order 2nd, Maximum size 4 mm → Apply → OK: 11.972 simpul, 5.843 elemen. Solve → Solver CalculiX; klik ganda SolverCcxTools → Static → Write .inp File → Run CalculiX → Close.</w:t>
       </w:r>
     </w:p>
     <w:p>
@@ -13646,7 +13755,25 @@
           <w:i w:val="0"/>
           <w:sz w:val="22"/>
         </w:rPr>
-        <w:t>Klik dua kali CCX_Results → von Mises: catat maksimum dan lokasinya (tepi lubang, sisi atas/bawah). Bandingkan dengan K</w:t>
+        <w:t xml:space="preserve">Sembunyikan Body dan mesh; Pipeline_CCX_Results → View → Field = </w:t>
+      </w:r>
+      <w:r>
+        <w:rPr>
+          <w:rFonts w:ascii="Arial" w:hAnsi="Arial" w:eastAsia="Arial" w:cs="Arial"/>
+          <w:b w:val="0"/>
+          <w:i/>
+          <w:sz w:val="22"/>
+        </w:rPr>
+        <w:t>von Mises Stress</w:t>
+      </w:r>
+      <w:r>
+        <w:rPr>
+          <w:rFonts w:ascii="Arial" w:hAnsi="Arial" w:eastAsia="Arial" w:cs="Arial"/>
+          <w:b w:val="0"/>
+          <w:i w:val="0"/>
+          <w:sz w:val="22"/>
+        </w:rPr>
+        <w:t>: tegangan tertinggi (merah) di tepi lubang, sisi atas dan bawah. Python console: round(max(App.ActiveDocument.CCX_Results.vonMises), 2) → 50,5 MPa; Displacement maks 0,015 mm. Bandingkan dengan K</w:t>
       </w:r>
       <w:r>
         <w:rPr>
@@ -13684,7 +13811,7 @@
           <w:i w:val="0"/>
           <w:sz w:val="22"/>
         </w:rPr>
-        <w:t xml:space="preserve"> = 53,83 MPa; hitung e. Baca juga Displacement maks.</w:t>
+        <w:t xml:space="preserve"> = 53,83 MPa; hitung e.</w:t>
       </w:r>
     </w:p>
     <w:p>
@@ -13717,7 +13844,7 @@
           <w:i w:val="0"/>
           <w:sz w:val="22"/>
         </w:rPr>
-        <w:t>Tambahkan FEM MeshRegion 1 mm pada muka silinder lubang (atau Max size 2 mm global), mesh ulang, solve ulang. Perubahan σ</w:t>
+        <w:t>Klik ganda FEMMeshGmsh → Maximum size 2 → Apply → OK, jalankan solver lagi: 34.615 elemen, σ</w:t>
       </w:r>
       <w:r>
         <w:rPr>
@@ -13736,7 +13863,7 @@
           <w:i w:val="0"/>
           <w:sz w:val="22"/>
         </w:rPr>
-        <w:t xml:space="preserve"> harus &lt; 5 %; bila belum, haluskan sekali lagi. Isi tabel analitis vs FEM.</w:t>
+        <w:t xml:space="preserve"> = 52,81 MPa (+4,6 %); 1,5 mm: 84.696 elemen, 54,35 MPa (+2,9 %): perubahan makin kecil dan &lt; 5 %. Cara yang lebih hemat elemen: FEM MeshRegion 1 mm hanya pada muka silinder lubang.</w:t>
       </w:r>
     </w:p>
     <w:p>
@@ -13769,45 +13896,25 @@
           <w:i w:val="0"/>
           <w:sz w:val="22"/>
         </w:rPr>
-        <w:t>SF = 250/σ</w:t>
-      </w:r>
-      <w:r>
-        <w:rPr>
-          <w:rFonts w:ascii="Arial" w:hAnsi="Arial" w:eastAsia="Arial" w:cs="Arial"/>
-          <w:b w:val="0"/>
-          <w:i w:val="0"/>
-          <w:sz w:val="22"/>
-          <w:vertAlign w:val="subscript"/>
-        </w:rPr>
-        <w:t>vm,maks</w:t>
-      </w:r>
-      <w:r>
-        <w:rPr>
-          <w:rFonts w:ascii="Arial" w:hAnsi="Arial" w:eastAsia="Arial" w:cs="Arial"/>
-          <w:b w:val="0"/>
-          <w:i w:val="0"/>
-          <w:sz w:val="22"/>
-        </w:rPr>
-        <w:t>; tuliskan σ</w:t>
-      </w:r>
-      <w:r>
-        <w:rPr>
-          <w:rFonts w:ascii="Arial" w:hAnsi="Arial" w:eastAsia="Arial" w:cs="Arial"/>
-          <w:b w:val="0"/>
-          <w:i w:val="0"/>
-          <w:sz w:val="22"/>
-          <w:vertAlign w:val="subscript"/>
-        </w:rPr>
-        <w:t>maks</w:t>
-      </w:r>
-      <w:r>
-        <w:rPr>
-          <w:rFonts w:ascii="Arial" w:hAnsi="Arial" w:eastAsia="Arial" w:cs="Arial"/>
-          <w:b w:val="0"/>
-          <w:i w:val="0"/>
-          <w:sz w:val="22"/>
-        </w:rPr>
-        <w:t xml:space="preserve"> analitis, FEM, e, SF pada Spreadsheet di dokumen. Ctrl+S → Latihan9_NIM.FCStd (hasil ikut tersimpan bila objek hasil tidak dihapus).</w:t>
+        <w:t xml:space="preserve">Workbench Spreadsheet → Spreadsheet → </w:t>
+      </w:r>
+      <w:r>
+        <w:rPr>
+          <w:rFonts w:ascii="Arial" w:hAnsi="Arial" w:eastAsia="Arial" w:cs="Arial"/>
+          <w:b/>
+          <w:i w:val="0"/>
+          <w:sz w:val="22"/>
+        </w:rPr>
+        <w:t>New Spreadsheet</w:t>
+      </w:r>
+      <w:r>
+        <w:rPr>
+          <w:rFonts w:ascii="Arial" w:hAnsi="Arial" w:eastAsia="Arial" w:cs="Arial"/>
+          <w:b w:val="0"/>
+          <w:i w:val="0"/>
+          <w:sz w:val="22"/>
+        </w:rPr>
+        <w:t>, F2 ganti nama “Ringkasan”, klik ganda. Kolom A: sigma analitis, sigma FEM, e (%), SF; kolom B: 53.83, 54.35, =(B2 - B1) / B1 * 100 → 0,97 %, =250 / B2 → SF = 4,60. Kembali ke tab 3D, Ctrl+S → Latihan9_NIM.FCStd (hasil ikut tersimpan bila objek hasil tidak dihapus).</w:t>
       </w:r>
     </w:p>
     <w:p>
